--- a/public/CV/en/Hamid_Heidarinia.docx
+++ b/public/CV/en/Hamid_Heidarinia.docx
@@ -8,7 +8,6 @@
         <w:spacing w:before="240" w:after="120"/>
         <w:jc w:val="center"/>
         <w:rPr>
-          <w:rFonts w:ascii="Calibri" w:hAnsi="Calibri"/>
           <w:color w:val="1C293D"/>
         </w:rPr>
       </w:pPr>
@@ -30,7 +29,6 @@
         <w:spacing w:lineRule="exact" w:line="264" w:before="0" w:after="60"/>
         <w:jc w:val="center"/>
         <w:rPr>
-          <w:rFonts w:ascii="Calibri" w:hAnsi="Calibri"/>
           <w:color w:val="1C293D"/>
         </w:rPr>
       </w:pPr>
@@ -55,7 +53,6 @@
         <w:spacing w:lineRule="exact" w:line="264" w:before="0" w:after="0"/>
         <w:jc w:val="center"/>
         <w:rPr>
-          <w:rFonts w:ascii="Calibri" w:hAnsi="Calibri"/>
           <w:color w:val="1C293D"/>
         </w:rPr>
       </w:pPr>
@@ -78,9 +75,7 @@
         <w:bidi w:val="0"/>
         <w:spacing w:lineRule="exact" w:line="264" w:before="0" w:after="60"/>
         <w:jc w:val="center"/>
-        <w:rPr>
-          <w:rFonts w:ascii="Calibri" w:hAnsi="Calibri"/>
-        </w:rPr>
+        <w:rPr/>
       </w:pPr>
       <w:hyperlink r:id="rId2">
         <w:r>
@@ -91,7 +86,7 @@
             <w:i w:val="false"/>
             <w:strike w:val="false"/>
             <w:dstrike w:val="false"/>
-            <w:color w:val="0563C1"/>
+            <w:color w:val="1C293D"/>
             <w:kern w:val="0"/>
             <w:sz w:val="24"/>
             <w:szCs w:val="24"/>
@@ -162,7 +157,6 @@
         <w:bidi w:val="0"/>
         <w:spacing w:before="200" w:after="80"/>
         <w:rPr>
-          <w:rFonts w:ascii="Calibri" w:hAnsi="Calibri"/>
           <w:color w:val="1C293D"/>
         </w:rPr>
       </w:pPr>
@@ -184,10 +178,7 @@
         <w:pStyle w:val="Normal"/>
         <w:spacing w:lineRule="auto" w:line="276"/>
         <w:rPr>
-          <w:rFonts w:ascii="Calibri" w:hAnsi="Calibri"/>
-          <w:color w:val="1C293D"/>
-          <w:sz w:val="24"/>
-          <w:szCs w:val="24"/>
+          <w:color w:val="1C293D"/>
         </w:rPr>
       </w:pPr>
       <w:r>
@@ -210,7 +201,6 @@
         <w:bidi w:val="0"/>
         <w:spacing w:before="200" w:after="80"/>
         <w:rPr>
-          <w:rFonts w:ascii="Calibri" w:hAnsi="Calibri"/>
           <w:color w:val="1C293D"/>
         </w:rPr>
       </w:pPr>
@@ -232,7 +222,6 @@
         <w:pStyle w:val="Normal"/>
         <w:spacing w:lineRule="auto" w:line="276"/>
         <w:rPr>
-          <w:rFonts w:ascii="Calibri" w:hAnsi="Calibri"/>
           <w:color w:val="1C293D"/>
         </w:rPr>
       </w:pPr>
@@ -262,7 +251,6 @@
         <w:pStyle w:val="Normal"/>
         <w:spacing w:lineRule="auto" w:line="276"/>
         <w:rPr>
-          <w:rFonts w:ascii="Calibri" w:hAnsi="Calibri"/>
           <w:color w:val="1C293D"/>
         </w:rPr>
       </w:pPr>
@@ -292,7 +280,6 @@
         <w:pStyle w:val="Normal"/>
         <w:spacing w:lineRule="auto" w:line="276"/>
         <w:rPr>
-          <w:rFonts w:ascii="Calibri" w:hAnsi="Calibri"/>
           <w:color w:val="1C293D"/>
         </w:rPr>
       </w:pPr>
@@ -322,7 +309,6 @@
         <w:pStyle w:val="Normal"/>
         <w:spacing w:lineRule="auto" w:line="276"/>
         <w:rPr>
-          <w:rFonts w:ascii="Calibri" w:hAnsi="Calibri"/>
           <w:color w:val="1C293D"/>
         </w:rPr>
       </w:pPr>
@@ -352,7 +338,6 @@
         <w:pStyle w:val="Normal"/>
         <w:spacing w:lineRule="auto" w:line="276"/>
         <w:rPr>
-          <w:rFonts w:ascii="Calibri" w:hAnsi="Calibri"/>
           <w:color w:val="1C293D"/>
         </w:rPr>
       </w:pPr>
@@ -382,7 +367,6 @@
         <w:pStyle w:val="Normal"/>
         <w:spacing w:lineRule="auto" w:line="276"/>
         <w:rPr>
-          <w:rFonts w:ascii="Calibri" w:hAnsi="Calibri"/>
           <w:color w:val="1C293D"/>
         </w:rPr>
       </w:pPr>
@@ -417,7 +401,6 @@
         <w:bidi w:val="0"/>
         <w:spacing w:before="200" w:after="80"/>
         <w:rPr>
-          <w:rFonts w:ascii="Calibri" w:hAnsi="Calibri"/>
           <w:color w:val="1C293D"/>
         </w:rPr>
       </w:pPr>
@@ -442,10 +425,7 @@
         <w:bidi w:val="0"/>
         <w:spacing w:lineRule="exact" w:line="264" w:before="40" w:after="10"/>
         <w:rPr>
-          <w:rFonts w:ascii="Calibri" w:hAnsi="Calibri"/>
-          <w:color w:val="1C293D"/>
-          <w:sz w:val="24"/>
-          <w:szCs w:val="24"/>
+          <w:color w:val="1C293D"/>
         </w:rPr>
       </w:pPr>
       <w:r>
@@ -469,7 +449,6 @@
         <w:bidi w:val="0"/>
         <w:spacing w:lineRule="auto" w:line="276" w:before="0" w:after="50"/>
         <w:rPr>
-          <w:rFonts w:ascii="Calibri" w:hAnsi="Calibri"/>
           <w:color w:val="1C293D"/>
         </w:rPr>
       </w:pPr>
@@ -493,7 +472,6 @@
         <w:bidi w:val="0"/>
         <w:spacing w:lineRule="auto" w:line="276" w:before="0" w:after="40"/>
         <w:rPr>
-          <w:rFonts w:ascii="Calibri" w:hAnsi="Calibri"/>
           <w:color w:val="1C293D"/>
         </w:rPr>
       </w:pPr>
@@ -507,600 +485,6 @@
           <w:szCs w:val="20"/>
         </w:rPr>
         <w:t>Founded and lead the technical development of a SaaS product in stealth development, owning architecture, backend engineering, database design, infrastructure, deployment, and ongoing optimization.</w:t>
-      </w:r>
-    </w:p>
-    <w:p>
-      <w:pPr>
-        <w:pStyle w:val="ListParagraph"/>
-        <w:numPr>
-          <w:ilvl w:val="0"/>
-          <w:numId w:val="4"/>
-        </w:numPr>
-        <w:bidi w:val="0"/>
-        <w:spacing w:lineRule="auto" w:line="276" w:before="0" w:after="30"/>
-        <w:rPr>
-          <w:rFonts w:ascii="Calibri" w:hAnsi="Calibri"/>
-          <w:color w:val="1C293D"/>
-        </w:rPr>
-      </w:pPr>
-      <w:r>
-        <w:rPr>
-          <w:rFonts w:eastAsia="Arial" w:cs="Arial" w:ascii="Calibri" w:hAnsi="Calibri"/>
-          <w:b w:val="false"/>
-          <w:i w:val="false"/>
-          <w:color w:val="1C293D"/>
-          <w:sz w:val="20"/>
-          <w:szCs w:val="20"/>
-        </w:rPr>
-        <w:t>Designed and developed the platform architecture, backend services, and RESTful APIs using PHP and Laravel.</w:t>
-      </w:r>
-    </w:p>
-    <w:p>
-      <w:pPr>
-        <w:pStyle w:val="ListParagraph"/>
-        <w:numPr>
-          <w:ilvl w:val="0"/>
-          <w:numId w:val="5"/>
-        </w:numPr>
-        <w:bidi w:val="0"/>
-        <w:spacing w:lineRule="auto" w:line="276" w:before="0" w:after="30"/>
-        <w:rPr>
-          <w:rFonts w:ascii="Calibri" w:hAnsi="Calibri"/>
-          <w:color w:val="1C293D"/>
-        </w:rPr>
-      </w:pPr>
-      <w:r>
-        <w:rPr>
-          <w:rFonts w:eastAsia="Arial" w:cs="Arial" w:ascii="Calibri" w:hAnsi="Calibri"/>
-          <w:b w:val="false"/>
-          <w:i w:val="false"/>
-          <w:color w:val="1C293D"/>
-          <w:sz w:val="20"/>
-          <w:szCs w:val="20"/>
-        </w:rPr>
-        <w:t>Designed and administered MariaDB databases: data modeling, schema design, indexing, access control, data integrity, backup, and recovery.</w:t>
-      </w:r>
-    </w:p>
-    <w:p>
-      <w:pPr>
-        <w:pStyle w:val="ListParagraph"/>
-        <w:numPr>
-          <w:ilvl w:val="0"/>
-          <w:numId w:val="6"/>
-        </w:numPr>
-        <w:bidi w:val="0"/>
-        <w:spacing w:lineRule="auto" w:line="276" w:before="0" w:after="30"/>
-        <w:rPr>
-          <w:rFonts w:ascii="Calibri" w:hAnsi="Calibri"/>
-          <w:color w:val="1C293D"/>
-        </w:rPr>
-      </w:pPr>
-      <w:r>
-        <w:rPr>
-          <w:rFonts w:eastAsia="Arial" w:cs="Arial" w:ascii="Calibri" w:hAnsi="Calibri"/>
-          <w:b w:val="false"/>
-          <w:i w:val="false"/>
-          <w:color w:val="1C293D"/>
-          <w:sz w:val="20"/>
-          <w:szCs w:val="20"/>
-        </w:rPr>
-        <w:t>Optimized complex SQL queries, stored procedures, views, and indexes; investigated bottlenecks and improved database performance.</w:t>
-      </w:r>
-    </w:p>
-    <w:p>
-      <w:pPr>
-        <w:pStyle w:val="ListParagraph"/>
-        <w:numPr>
-          <w:ilvl w:val="0"/>
-          <w:numId w:val="7"/>
-        </w:numPr>
-        <w:bidi w:val="0"/>
-        <w:spacing w:lineRule="auto" w:line="276" w:before="0" w:after="30"/>
-        <w:rPr>
-          <w:rFonts w:ascii="Calibri" w:hAnsi="Calibri"/>
-          <w:color w:val="1C293D"/>
-        </w:rPr>
-      </w:pPr>
-      <w:r>
-        <w:rPr>
-          <w:rFonts w:eastAsia="Arial" w:cs="Arial" w:ascii="Calibri" w:hAnsi="Calibri"/>
-          <w:b w:val="false"/>
-          <w:i w:val="false"/>
-          <w:color w:val="1C293D"/>
-          <w:sz w:val="20"/>
-          <w:szCs w:val="20"/>
-        </w:rPr>
-        <w:t>Implemented Redis for caching and faster data access; used Neo4j for relationship-based data modeling and product features.</w:t>
-      </w:r>
-    </w:p>
-    <w:p>
-      <w:pPr>
-        <w:pStyle w:val="ListParagraph"/>
-        <w:numPr>
-          <w:ilvl w:val="0"/>
-          <w:numId w:val="8"/>
-        </w:numPr>
-        <w:bidi w:val="0"/>
-        <w:spacing w:lineRule="auto" w:line="276" w:before="0" w:after="30"/>
-        <w:rPr>
-          <w:rFonts w:ascii="Calibri" w:hAnsi="Calibri"/>
-          <w:color w:val="1C293D"/>
-        </w:rPr>
-      </w:pPr>
-      <w:r>
-        <w:rPr>
-          <w:rFonts w:eastAsia="Arial" w:cs="Arial" w:ascii="Calibri" w:hAnsi="Calibri"/>
-          <w:b w:val="false"/>
-          <w:i w:val="false"/>
-          <w:color w:val="1C293D"/>
-          <w:sz w:val="20"/>
-          <w:szCs w:val="20"/>
-        </w:rPr>
-        <w:t>Managed Linux-based environments and Docker workflows; established Git/GitHub development practices.</w:t>
-      </w:r>
-    </w:p>
-    <w:p>
-      <w:pPr>
-        <w:pStyle w:val="ListParagraph"/>
-        <w:numPr>
-          <w:ilvl w:val="0"/>
-          <w:numId w:val="9"/>
-        </w:numPr>
-        <w:bidi w:val="0"/>
-        <w:spacing w:lineRule="auto" w:line="276" w:before="0" w:after="30"/>
-        <w:rPr>
-          <w:rFonts w:ascii="Calibri" w:hAnsi="Calibri"/>
-          <w:color w:val="1C293D"/>
-        </w:rPr>
-      </w:pPr>
-      <w:r>
-        <w:rPr>
-          <w:rFonts w:eastAsia="Arial" w:cs="Arial" w:ascii="Calibri" w:hAnsi="Calibri"/>
-          <w:b w:val="false"/>
-          <w:i w:val="false"/>
-          <w:color w:val="1C293D"/>
-          <w:sz w:val="20"/>
-          <w:szCs w:val="20"/>
-        </w:rPr>
-        <w:t>Led technical research, architecture decisions, security reviews, troubleshooting, and deployment; planned delivery using Agile/Scrum.</w:t>
-      </w:r>
-    </w:p>
-    <w:p>
-      <w:pPr>
-        <w:pStyle w:val="Normal"/>
-        <w:keepNext w:val="true"/>
-        <w:keepLines/>
-        <w:bidi w:val="0"/>
-        <w:spacing w:lineRule="exact" w:line="264" w:before="140" w:after="10"/>
-        <w:rPr>
-          <w:rFonts w:ascii="Calibri" w:hAnsi="Calibri"/>
-          <w:color w:val="1C293D"/>
-          <w:sz w:val="24"/>
-          <w:szCs w:val="24"/>
-        </w:rPr>
-      </w:pPr>
-      <w:r>
-        <w:rPr>
-          <w:rFonts w:eastAsia="Arial" w:cs="Arial" w:ascii="Calibri" w:hAnsi="Calibri"/>
-          <w:b/>
-          <w:bCs/>
-          <w:i w:val="false"/>
-          <w:color w:val="1C293D"/>
-          <w:sz w:val="24"/>
-          <w:szCs w:val="24"/>
-        </w:rPr>
-        <w:t>Senior Backend Engineer / Full-Stack Developer</w:t>
-      </w:r>
-    </w:p>
-    <w:p>
-      <w:pPr>
-        <w:pStyle w:val="Normal"/>
-        <w:keepNext w:val="true"/>
-        <w:keepLines/>
-        <w:bidi w:val="0"/>
-        <w:spacing w:lineRule="auto" w:line="276" w:before="0" w:after="50"/>
-        <w:rPr>
-          <w:rFonts w:ascii="Calibri" w:hAnsi="Calibri"/>
-          <w:color w:val="1C293D"/>
-          <w:sz w:val="24"/>
-          <w:szCs w:val="24"/>
-        </w:rPr>
-      </w:pPr>
-      <w:r>
-        <w:rPr>
-          <w:rFonts w:eastAsia="Arial" w:cs="Arial" w:ascii="Calibri" w:hAnsi="Calibri"/>
-          <w:b w:val="false"/>
-          <w:i/>
-          <w:iCs/>
-          <w:color w:val="1C293D"/>
-          <w:sz w:val="24"/>
-          <w:szCs w:val="24"/>
-        </w:rPr>
-        <w:t>Stealth Startup – EPOS platform for takeaway and restaurant businesses (Full-time) | Tabriz, East Azerbaijan, Iran (On-site) | Aug 2019 – Mar 2022</w:t>
-      </w:r>
-    </w:p>
-    <w:p>
-      <w:pPr>
-        <w:pStyle w:val="Normal"/>
-        <w:keepLines/>
-        <w:bidi w:val="0"/>
-        <w:spacing w:lineRule="auto" w:line="276" w:before="0" w:after="40"/>
-        <w:rPr>
-          <w:rFonts w:ascii="Calibri" w:hAnsi="Calibri"/>
-          <w:color w:val="1C293D"/>
-          <w:sz w:val="24"/>
-          <w:szCs w:val="24"/>
-        </w:rPr>
-      </w:pPr>
-      <w:r>
-        <w:rPr>
-          <w:rFonts w:eastAsia="Arial" w:cs="Arial" w:ascii="Calibri" w:hAnsi="Calibri"/>
-          <w:b w:val="false"/>
-          <w:i w:val="false"/>
-          <w:color w:val="1C293D"/>
-          <w:sz w:val="24"/>
-          <w:szCs w:val="24"/>
-        </w:rPr>
-        <w:t>Worked on an all-in-one EPOS platform integrating point-of-sale (POS), online ordering, branded websites, mobile apps, self-service kiosks, accounting, and business management tools.</w:t>
-      </w:r>
-    </w:p>
-    <w:p>
-      <w:pPr>
-        <w:pStyle w:val="ListParagraph"/>
-        <w:numPr>
-          <w:ilvl w:val="0"/>
-          <w:numId w:val="10"/>
-        </w:numPr>
-        <w:bidi w:val="0"/>
-        <w:spacing w:lineRule="auto" w:line="276" w:before="0" w:after="30"/>
-        <w:rPr>
-          <w:rFonts w:ascii="Calibri" w:hAnsi="Calibri"/>
-          <w:color w:val="1C293D"/>
-          <w:sz w:val="24"/>
-          <w:szCs w:val="24"/>
-        </w:rPr>
-      </w:pPr>
-      <w:r>
-        <w:rPr>
-          <w:rFonts w:eastAsia="Arial" w:cs="Arial" w:ascii="Calibri" w:hAnsi="Calibri"/>
-          <w:b w:val="false"/>
-          <w:i w:val="false"/>
-          <w:color w:val="1C293D"/>
-          <w:sz w:val="24"/>
-          <w:szCs w:val="24"/>
-        </w:rPr>
-        <w:t>Developed and maintained backend applications using C#, ASP.NET MVC, SQL Server, stored procedures, and Git.</w:t>
-      </w:r>
-    </w:p>
-    <w:p>
-      <w:pPr>
-        <w:pStyle w:val="ListParagraph"/>
-        <w:numPr>
-          <w:ilvl w:val="0"/>
-          <w:numId w:val="11"/>
-        </w:numPr>
-        <w:bidi w:val="0"/>
-        <w:spacing w:lineRule="auto" w:line="276" w:before="0" w:after="30"/>
-        <w:rPr>
-          <w:rFonts w:ascii="Calibri" w:hAnsi="Calibri"/>
-          <w:color w:val="1C293D"/>
-          <w:sz w:val="24"/>
-          <w:szCs w:val="24"/>
-        </w:rPr>
-      </w:pPr>
-      <w:r>
-        <w:rPr>
-          <w:rFonts w:eastAsia="Arial" w:cs="Arial" w:ascii="Calibri" w:hAnsi="Calibri"/>
-          <w:b w:val="false"/>
-          <w:i w:val="false"/>
-          <w:color w:val="1C293D"/>
-          <w:sz w:val="24"/>
-          <w:szCs w:val="24"/>
-        </w:rPr>
-        <w:t>Led development of a major web application over approximately 1.5 years: requirements analysis, technical design, implementation, testing, deployment, and maintenance.</w:t>
-      </w:r>
-    </w:p>
-    <w:p>
-      <w:pPr>
-        <w:pStyle w:val="ListParagraph"/>
-        <w:numPr>
-          <w:ilvl w:val="0"/>
-          <w:numId w:val="12"/>
-        </w:numPr>
-        <w:bidi w:val="0"/>
-        <w:spacing w:lineRule="auto" w:line="276" w:before="0" w:after="30"/>
-        <w:rPr>
-          <w:rFonts w:ascii="Calibri" w:hAnsi="Calibri"/>
-          <w:color w:val="1C293D"/>
-          <w:sz w:val="24"/>
-          <w:szCs w:val="24"/>
-        </w:rPr>
-      </w:pPr>
-      <w:r>
-        <w:rPr>
-          <w:rFonts w:eastAsia="Arial" w:cs="Arial" w:ascii="Calibri" w:hAnsi="Calibri"/>
-          <w:b w:val="false"/>
-          <w:i w:val="false"/>
-          <w:color w:val="1C293D"/>
-          <w:sz w:val="24"/>
-          <w:szCs w:val="24"/>
-        </w:rPr>
-        <w:t>Enhanced the kiosk application by refactoring backend components, implementing missing features, resolving defects, and improving reliability.</w:t>
-      </w:r>
-    </w:p>
-    <w:p>
-      <w:pPr>
-        <w:pStyle w:val="ListParagraph"/>
-        <w:numPr>
-          <w:ilvl w:val="0"/>
-          <w:numId w:val="13"/>
-        </w:numPr>
-        <w:bidi w:val="0"/>
-        <w:spacing w:lineRule="auto" w:line="276" w:before="0" w:after="30"/>
-        <w:rPr>
-          <w:rFonts w:ascii="Calibri" w:hAnsi="Calibri"/>
-          <w:color w:val="1C293D"/>
-          <w:sz w:val="24"/>
-          <w:szCs w:val="24"/>
-        </w:rPr>
-      </w:pPr>
-      <w:r>
-        <w:rPr>
-          <w:rFonts w:eastAsia="Arial" w:cs="Arial" w:ascii="Calibri" w:hAnsi="Calibri"/>
-          <w:b w:val="false"/>
-          <w:i w:val="false"/>
-          <w:color w:val="1C293D"/>
-          <w:sz w:val="24"/>
-          <w:szCs w:val="24"/>
-        </w:rPr>
-        <w:t>Developed and optimized SQL queries and stored procedures; investigated performance bottlenecks; collaborated with the DBA on database design and optimization.</w:t>
-      </w:r>
-    </w:p>
-    <w:p>
-      <w:pPr>
-        <w:pStyle w:val="ListParagraph"/>
-        <w:numPr>
-          <w:ilvl w:val="0"/>
-          <w:numId w:val="14"/>
-        </w:numPr>
-        <w:bidi w:val="0"/>
-        <w:spacing w:lineRule="auto" w:line="276" w:before="0" w:after="30"/>
-        <w:rPr>
-          <w:rFonts w:ascii="Calibri" w:hAnsi="Calibri"/>
-          <w:color w:val="1C293D"/>
-          <w:sz w:val="24"/>
-          <w:szCs w:val="24"/>
-        </w:rPr>
-      </w:pPr>
-      <w:r>
-        <w:rPr>
-          <w:rFonts w:eastAsia="Arial" w:cs="Arial" w:ascii="Calibri" w:hAnsi="Calibri"/>
-          <w:b w:val="false"/>
-          <w:i w:val="false"/>
-          <w:color w:val="1C293D"/>
-          <w:sz w:val="24"/>
-          <w:szCs w:val="24"/>
-        </w:rPr>
-        <w:t>Performed code reviews, debugging, and refactoring to improve code quality, maintainability, and stability.</w:t>
-      </w:r>
-    </w:p>
-    <w:p>
-      <w:pPr>
-        <w:pStyle w:val="ListParagraph"/>
-        <w:numPr>
-          <w:ilvl w:val="0"/>
-          <w:numId w:val="15"/>
-        </w:numPr>
-        <w:bidi w:val="0"/>
-        <w:spacing w:lineRule="auto" w:line="276" w:before="0" w:after="30"/>
-        <w:rPr>
-          <w:rFonts w:ascii="Calibri" w:hAnsi="Calibri"/>
-          <w:color w:val="1C293D"/>
-          <w:sz w:val="24"/>
-          <w:szCs w:val="24"/>
-        </w:rPr>
-      </w:pPr>
-      <w:r>
-        <w:rPr>
-          <w:rFonts w:eastAsia="Arial" w:cs="Arial" w:ascii="Calibri" w:hAnsi="Calibri"/>
-          <w:b w:val="false"/>
-          <w:i w:val="false"/>
-          <w:color w:val="1C293D"/>
-          <w:sz w:val="24"/>
-          <w:szCs w:val="24"/>
-        </w:rPr>
-        <w:t>Collaborated with UI/UX, Support, Python, and mobile teams to turn business requirements and customer feedback into technical solutions; prepared technical documentation.</w:t>
-      </w:r>
-    </w:p>
-    <w:p>
-      <w:pPr>
-        <w:pStyle w:val="Normal"/>
-        <w:keepNext w:val="true"/>
-        <w:keepLines/>
-        <w:bidi w:val="0"/>
-        <w:spacing w:lineRule="exact" w:line="264" w:before="140" w:after="10"/>
-        <w:rPr>
-          <w:rFonts w:ascii="Calibri" w:hAnsi="Calibri"/>
-          <w:color w:val="1C293D"/>
-          <w:sz w:val="24"/>
-          <w:szCs w:val="24"/>
-        </w:rPr>
-      </w:pPr>
-      <w:r>
-        <w:rPr>
-          <w:rFonts w:eastAsia="Arial" w:cs="Arial" w:ascii="Calibri" w:hAnsi="Calibri"/>
-          <w:b/>
-          <w:bCs/>
-          <w:i w:val="false"/>
-          <w:color w:val="1C293D"/>
-          <w:sz w:val="24"/>
-          <w:szCs w:val="24"/>
-        </w:rPr>
-        <w:t>Full-Stack Web Developer</w:t>
-      </w:r>
-    </w:p>
-    <w:p>
-      <w:pPr>
-        <w:pStyle w:val="Normal"/>
-        <w:keepNext w:val="true"/>
-        <w:keepLines/>
-        <w:bidi w:val="0"/>
-        <w:spacing w:lineRule="auto" w:line="276" w:before="0" w:after="50"/>
-        <w:rPr>
-          <w:rFonts w:ascii="Calibri" w:hAnsi="Calibri"/>
-          <w:color w:val="1C293D"/>
-          <w:sz w:val="24"/>
-          <w:szCs w:val="24"/>
-        </w:rPr>
-      </w:pPr>
-      <w:r>
-        <w:rPr>
-          <w:rFonts w:eastAsia="Arial" w:cs="Arial" w:ascii="Calibri" w:hAnsi="Calibri"/>
-          <w:b w:val="false"/>
-          <w:i/>
-          <w:iCs/>
-          <w:color w:val="1C293D"/>
-          <w:sz w:val="24"/>
-          <w:szCs w:val="24"/>
-        </w:rPr>
-        <w:t>Independent Software Developer (Self-employed) | Marand, East Azerbaijan, Iran (Remote) | May 2014 – Jul 2019</w:t>
-      </w:r>
-    </w:p>
-    <w:p>
-      <w:pPr>
-        <w:pStyle w:val="Normal"/>
-        <w:keepLines/>
-        <w:bidi w:val="0"/>
-        <w:spacing w:lineRule="auto" w:line="276" w:before="0" w:after="40"/>
-        <w:rPr>
-          <w:rFonts w:ascii="Calibri" w:hAnsi="Calibri"/>
-          <w:color w:val="1C293D"/>
-          <w:sz w:val="24"/>
-          <w:szCs w:val="24"/>
-        </w:rPr>
-      </w:pPr>
-      <w:r>
-        <w:rPr>
-          <w:rFonts w:eastAsia="Arial" w:cs="Arial" w:ascii="Calibri" w:hAnsi="Calibri"/>
-          <w:b w:val="false"/>
-          <w:i w:val="false"/>
-          <w:color w:val="1C293D"/>
-          <w:sz w:val="24"/>
-          <w:szCs w:val="24"/>
-        </w:rPr>
-        <w:t>Worked independently with clients to design, develop, deploy, and maintain custom web applications across the full software development lifecycle.</w:t>
-      </w:r>
-    </w:p>
-    <w:p>
-      <w:pPr>
-        <w:pStyle w:val="ListParagraph"/>
-        <w:numPr>
-          <w:ilvl w:val="0"/>
-          <w:numId w:val="16"/>
-        </w:numPr>
-        <w:bidi w:val="0"/>
-        <w:spacing w:lineRule="auto" w:line="276" w:before="0" w:after="30"/>
-        <w:rPr>
-          <w:rFonts w:ascii="Calibri" w:hAnsi="Calibri"/>
-          <w:color w:val="1C293D"/>
-          <w:sz w:val="24"/>
-          <w:szCs w:val="24"/>
-        </w:rPr>
-      </w:pPr>
-      <w:r>
-        <w:rPr>
-          <w:rFonts w:eastAsia="Arial" w:cs="Arial" w:ascii="Calibri" w:hAnsi="Calibri"/>
-          <w:b w:val="false"/>
-          <w:i w:val="false"/>
-          <w:color w:val="1C293D"/>
-          <w:sz w:val="24"/>
-          <w:szCs w:val="24"/>
-        </w:rPr>
-        <w:t>Designed and developed web applications using PHP, Laravel, MariaDB, and MySQL.</w:t>
-      </w:r>
-    </w:p>
-    <w:p>
-      <w:pPr>
-        <w:pStyle w:val="ListParagraph"/>
-        <w:numPr>
-          <w:ilvl w:val="0"/>
-          <w:numId w:val="17"/>
-        </w:numPr>
-        <w:bidi w:val="0"/>
-        <w:spacing w:lineRule="auto" w:line="276" w:before="0" w:after="30"/>
-        <w:rPr>
-          <w:rFonts w:ascii="Calibri" w:hAnsi="Calibri"/>
-          <w:color w:val="1C293D"/>
-          <w:sz w:val="24"/>
-          <w:szCs w:val="24"/>
-        </w:rPr>
-      </w:pPr>
-      <w:r>
-        <w:rPr>
-          <w:rFonts w:eastAsia="Arial" w:cs="Arial" w:ascii="Calibri" w:hAnsi="Calibri"/>
-          <w:b w:val="false"/>
-          <w:i w:val="false"/>
-          <w:color w:val="1C293D"/>
-          <w:sz w:val="24"/>
-          <w:szCs w:val="24"/>
-        </w:rPr>
-        <w:t>Designed database schemas and optimized SQL queries for performance, reliability, and maintainability.</w:t>
-      </w:r>
-    </w:p>
-    <w:p>
-      <w:pPr>
-        <w:pStyle w:val="ListParagraph"/>
-        <w:numPr>
-          <w:ilvl w:val="0"/>
-          <w:numId w:val="18"/>
-        </w:numPr>
-        <w:bidi w:val="0"/>
-        <w:spacing w:lineRule="auto" w:line="276" w:before="0" w:after="30"/>
-        <w:rPr>
-          <w:rFonts w:ascii="Calibri" w:hAnsi="Calibri"/>
-          <w:color w:val="1C293D"/>
-          <w:sz w:val="24"/>
-          <w:szCs w:val="24"/>
-        </w:rPr>
-      </w:pPr>
-      <w:r>
-        <w:rPr>
-          <w:rFonts w:eastAsia="Arial" w:cs="Arial" w:ascii="Calibri" w:hAnsi="Calibri"/>
-          <w:b w:val="false"/>
-          <w:i w:val="false"/>
-          <w:color w:val="1C293D"/>
-          <w:sz w:val="24"/>
-          <w:szCs w:val="24"/>
-        </w:rPr>
-        <w:t>Developed RESTful APIs and integrated applications with third-party services and external systems.</w:t>
-      </w:r>
-    </w:p>
-    <w:p>
-      <w:pPr>
-        <w:pStyle w:val="ListParagraph"/>
-        <w:numPr>
-          <w:ilvl w:val="0"/>
-          <w:numId w:val="19"/>
-        </w:numPr>
-        <w:bidi w:val="0"/>
-        <w:spacing w:lineRule="auto" w:line="276" w:before="0" w:after="30"/>
-        <w:rPr>
-          <w:rFonts w:ascii="Calibri" w:hAnsi="Calibri"/>
-          <w:color w:val="1C293D"/>
-          <w:sz w:val="24"/>
-          <w:szCs w:val="24"/>
-        </w:rPr>
-      </w:pPr>
-      <w:r>
-        <w:rPr>
-          <w:rFonts w:eastAsia="Arial" w:cs="Arial" w:ascii="Calibri" w:hAnsi="Calibri"/>
-          <w:b w:val="false"/>
-          <w:i w:val="false"/>
-          <w:color w:val="1C293D"/>
-          <w:sz w:val="24"/>
-          <w:szCs w:val="24"/>
-        </w:rPr>
-        <w:t>Built responsive user interfaces using HTML5, CSS, Bootstrap, JavaScript, and jQuery.</w:t>
       </w:r>
     </w:p>
     <w:p>
@@ -1113,10 +497,7 @@
         <w:bidi w:val="0"/>
         <w:spacing w:lineRule="auto" w:line="276" w:before="0" w:after="30"/>
         <w:rPr>
-          <w:rFonts w:ascii="Calibri" w:hAnsi="Calibri"/>
-          <w:color w:val="1C293D"/>
-          <w:sz w:val="24"/>
-          <w:szCs w:val="24"/>
+          <w:color w:val="1C293D"/>
         </w:rPr>
       </w:pPr>
       <w:r>
@@ -1125,10 +506,10 @@
           <w:b w:val="false"/>
           <w:i w:val="false"/>
           <w:color w:val="1C293D"/>
-          <w:sz w:val="24"/>
-          <w:szCs w:val="24"/>
-        </w:rPr>
-        <w:t>Implemented authentication, role-based access control, input validation, and other security measures; used Git/GitHub, testing, debugging, and refactoring.</w:t>
+          <w:sz w:val="20"/>
+          <w:szCs w:val="20"/>
+        </w:rPr>
+        <w:t>Designed and developed the platform architecture, backend services, and RESTful APIs using PHP and Laravel.</w:t>
       </w:r>
     </w:p>
     <w:p>
@@ -1141,10 +522,547 @@
         <w:bidi w:val="0"/>
         <w:spacing w:lineRule="auto" w:line="276" w:before="0" w:after="30"/>
         <w:rPr>
-          <w:rFonts w:ascii="Calibri" w:hAnsi="Calibri"/>
-          <w:color w:val="1C293D"/>
-          <w:sz w:val="24"/>
-          <w:szCs w:val="24"/>
+          <w:color w:val="1C293D"/>
+        </w:rPr>
+      </w:pPr>
+      <w:r>
+        <w:rPr>
+          <w:rFonts w:eastAsia="Arial" w:cs="Arial" w:ascii="Calibri" w:hAnsi="Calibri"/>
+          <w:b w:val="false"/>
+          <w:i w:val="false"/>
+          <w:color w:val="1C293D"/>
+          <w:sz w:val="20"/>
+          <w:szCs w:val="20"/>
+        </w:rPr>
+        <w:t>Designed and administered MariaDB databases: data modeling, schema design, indexing, access control, data integrity, backup, and recovery.</w:t>
+      </w:r>
+    </w:p>
+    <w:p>
+      <w:pPr>
+        <w:pStyle w:val="ListParagraph"/>
+        <w:numPr>
+          <w:ilvl w:val="0"/>
+          <w:numId w:val="22"/>
+        </w:numPr>
+        <w:bidi w:val="0"/>
+        <w:spacing w:lineRule="auto" w:line="276" w:before="0" w:after="30"/>
+        <w:rPr>
+          <w:color w:val="1C293D"/>
+        </w:rPr>
+      </w:pPr>
+      <w:r>
+        <w:rPr>
+          <w:rFonts w:eastAsia="Arial" w:cs="Arial" w:ascii="Calibri" w:hAnsi="Calibri"/>
+          <w:b w:val="false"/>
+          <w:i w:val="false"/>
+          <w:color w:val="1C293D"/>
+          <w:sz w:val="20"/>
+          <w:szCs w:val="20"/>
+        </w:rPr>
+        <w:t>Optimized complex SQL queries, stored procedures, views, and indexes; investigated bottlenecks and improved database performance.</w:t>
+      </w:r>
+    </w:p>
+    <w:p>
+      <w:pPr>
+        <w:pStyle w:val="ListParagraph"/>
+        <w:numPr>
+          <w:ilvl w:val="0"/>
+          <w:numId w:val="23"/>
+        </w:numPr>
+        <w:bidi w:val="0"/>
+        <w:spacing w:lineRule="auto" w:line="276" w:before="0" w:after="30"/>
+        <w:rPr>
+          <w:color w:val="1C293D"/>
+        </w:rPr>
+      </w:pPr>
+      <w:r>
+        <w:rPr>
+          <w:rFonts w:eastAsia="Arial" w:cs="Arial" w:ascii="Calibri" w:hAnsi="Calibri"/>
+          <w:b w:val="false"/>
+          <w:i w:val="false"/>
+          <w:color w:val="1C293D"/>
+          <w:sz w:val="20"/>
+          <w:szCs w:val="20"/>
+        </w:rPr>
+        <w:t>Implemented Redis for caching and faster data access; used Neo4j for relationship-based data modeling and product features.</w:t>
+      </w:r>
+    </w:p>
+    <w:p>
+      <w:pPr>
+        <w:pStyle w:val="ListParagraph"/>
+        <w:numPr>
+          <w:ilvl w:val="0"/>
+          <w:numId w:val="24"/>
+        </w:numPr>
+        <w:bidi w:val="0"/>
+        <w:spacing w:lineRule="auto" w:line="276" w:before="0" w:after="30"/>
+        <w:rPr>
+          <w:color w:val="1C293D"/>
+        </w:rPr>
+      </w:pPr>
+      <w:r>
+        <w:rPr>
+          <w:rFonts w:eastAsia="Arial" w:cs="Arial" w:ascii="Calibri" w:hAnsi="Calibri"/>
+          <w:b w:val="false"/>
+          <w:i w:val="false"/>
+          <w:color w:val="1C293D"/>
+          <w:sz w:val="20"/>
+          <w:szCs w:val="20"/>
+        </w:rPr>
+        <w:t>Managed Linux-based environments and Docker workflows; established Git/GitHub development practices.</w:t>
+      </w:r>
+    </w:p>
+    <w:p>
+      <w:pPr>
+        <w:pStyle w:val="ListParagraph"/>
+        <w:numPr>
+          <w:ilvl w:val="0"/>
+          <w:numId w:val="25"/>
+        </w:numPr>
+        <w:bidi w:val="0"/>
+        <w:spacing w:lineRule="auto" w:line="276" w:before="0" w:after="30"/>
+        <w:rPr>
+          <w:color w:val="1C293D"/>
+        </w:rPr>
+      </w:pPr>
+      <w:r>
+        <w:rPr>
+          <w:rFonts w:eastAsia="Arial" w:cs="Arial" w:ascii="Calibri" w:hAnsi="Calibri"/>
+          <w:b w:val="false"/>
+          <w:i w:val="false"/>
+          <w:color w:val="1C293D"/>
+          <w:sz w:val="20"/>
+          <w:szCs w:val="20"/>
+        </w:rPr>
+        <w:t>Led technical research, architecture decisions, security reviews, troubleshooting, and deployment; planned delivery using Agile/Scrum.</w:t>
+      </w:r>
+    </w:p>
+    <w:p>
+      <w:pPr>
+        <w:pStyle w:val="Normal"/>
+        <w:keepNext w:val="true"/>
+        <w:keepLines/>
+        <w:bidi w:val="0"/>
+        <w:spacing w:lineRule="exact" w:line="264" w:before="140" w:after="10"/>
+        <w:rPr>
+          <w:color w:val="1C293D"/>
+        </w:rPr>
+      </w:pPr>
+      <w:r>
+        <w:rPr>
+          <w:rFonts w:eastAsia="Arial" w:cs="Arial" w:ascii="Calibri" w:hAnsi="Calibri"/>
+          <w:b/>
+          <w:bCs/>
+          <w:i w:val="false"/>
+          <w:color w:val="1C293D"/>
+          <w:sz w:val="24"/>
+          <w:szCs w:val="24"/>
+        </w:rPr>
+        <w:t>Senior Backend Engineer / Full-Stack Developer</w:t>
+      </w:r>
+    </w:p>
+    <w:p>
+      <w:pPr>
+        <w:pStyle w:val="Normal"/>
+        <w:keepNext w:val="true"/>
+        <w:keepLines/>
+        <w:bidi w:val="0"/>
+        <w:spacing w:lineRule="auto" w:line="276" w:before="0" w:after="50"/>
+        <w:rPr>
+          <w:color w:val="1C293D"/>
+        </w:rPr>
+      </w:pPr>
+      <w:r>
+        <w:rPr>
+          <w:rFonts w:eastAsia="Arial" w:cs="Arial" w:ascii="Calibri" w:hAnsi="Calibri"/>
+          <w:b w:val="false"/>
+          <w:i/>
+          <w:iCs/>
+          <w:color w:val="1C293D"/>
+          <w:sz w:val="24"/>
+          <w:szCs w:val="24"/>
+        </w:rPr>
+        <w:t>Stealth Startup – EPOS platform for takeaway and restaurant businesses (Full-time) | Tabriz, East Azerbaijan, Iran (On-site) | Aug 2019 – Mar 2022</w:t>
+      </w:r>
+    </w:p>
+    <w:p>
+      <w:pPr>
+        <w:pStyle w:val="Normal"/>
+        <w:keepLines/>
+        <w:bidi w:val="0"/>
+        <w:spacing w:lineRule="auto" w:line="276" w:before="0" w:after="40"/>
+        <w:rPr>
+          <w:color w:val="1C293D"/>
+        </w:rPr>
+      </w:pPr>
+      <w:r>
+        <w:rPr>
+          <w:rFonts w:eastAsia="Arial" w:cs="Arial" w:ascii="Calibri" w:hAnsi="Calibri"/>
+          <w:b w:val="false"/>
+          <w:i w:val="false"/>
+          <w:color w:val="1C293D"/>
+          <w:sz w:val="24"/>
+          <w:szCs w:val="24"/>
+        </w:rPr>
+        <w:t>Worked on an all-in-one EPOS platform integrating point-of-sale (POS), online ordering, branded websites, mobile apps, self-service kiosks, accounting, and business management tools.</w:t>
+      </w:r>
+    </w:p>
+    <w:p>
+      <w:pPr>
+        <w:pStyle w:val="ListParagraph"/>
+        <w:numPr>
+          <w:ilvl w:val="0"/>
+          <w:numId w:val="26"/>
+        </w:numPr>
+        <w:bidi w:val="0"/>
+        <w:spacing w:lineRule="auto" w:line="276" w:before="0" w:after="30"/>
+        <w:rPr>
+          <w:color w:val="1C293D"/>
+        </w:rPr>
+      </w:pPr>
+      <w:r>
+        <w:rPr>
+          <w:rFonts w:eastAsia="Arial" w:cs="Arial" w:ascii="Calibri" w:hAnsi="Calibri"/>
+          <w:b w:val="false"/>
+          <w:i w:val="false"/>
+          <w:color w:val="1C293D"/>
+          <w:sz w:val="24"/>
+          <w:szCs w:val="24"/>
+        </w:rPr>
+        <w:t>Developed and maintained backend applications using C#, ASP.NET MVC, SQL Server, stored procedures, and Git.</w:t>
+      </w:r>
+    </w:p>
+    <w:p>
+      <w:pPr>
+        <w:pStyle w:val="ListParagraph"/>
+        <w:numPr>
+          <w:ilvl w:val="0"/>
+          <w:numId w:val="27"/>
+        </w:numPr>
+        <w:bidi w:val="0"/>
+        <w:spacing w:lineRule="auto" w:line="276" w:before="0" w:after="30"/>
+        <w:rPr>
+          <w:color w:val="1C293D"/>
+        </w:rPr>
+      </w:pPr>
+      <w:r>
+        <w:rPr>
+          <w:rFonts w:eastAsia="Arial" w:cs="Arial" w:ascii="Calibri" w:hAnsi="Calibri"/>
+          <w:b w:val="false"/>
+          <w:i w:val="false"/>
+          <w:color w:val="1C293D"/>
+          <w:sz w:val="24"/>
+          <w:szCs w:val="24"/>
+        </w:rPr>
+        <w:t>Led development of a major web application over approximately 1.5 years: requirements analysis, technical design, implementation, testing, deployment, and maintenance.</w:t>
+      </w:r>
+    </w:p>
+    <w:p>
+      <w:pPr>
+        <w:pStyle w:val="ListParagraph"/>
+        <w:numPr>
+          <w:ilvl w:val="0"/>
+          <w:numId w:val="28"/>
+        </w:numPr>
+        <w:bidi w:val="0"/>
+        <w:spacing w:lineRule="auto" w:line="276" w:before="0" w:after="30"/>
+        <w:rPr>
+          <w:color w:val="1C293D"/>
+        </w:rPr>
+      </w:pPr>
+      <w:r>
+        <w:rPr>
+          <w:rFonts w:eastAsia="Arial" w:cs="Arial" w:ascii="Calibri" w:hAnsi="Calibri"/>
+          <w:b w:val="false"/>
+          <w:i w:val="false"/>
+          <w:color w:val="1C293D"/>
+          <w:sz w:val="24"/>
+          <w:szCs w:val="24"/>
+        </w:rPr>
+        <w:t>Enhanced the kiosk application by refactoring backend components, implementing missing features, resolving defects, and improving reliability.</w:t>
+      </w:r>
+    </w:p>
+    <w:p>
+      <w:pPr>
+        <w:pStyle w:val="ListParagraph"/>
+        <w:numPr>
+          <w:ilvl w:val="0"/>
+          <w:numId w:val="29"/>
+        </w:numPr>
+        <w:bidi w:val="0"/>
+        <w:spacing w:lineRule="auto" w:line="276" w:before="0" w:after="30"/>
+        <w:rPr>
+          <w:color w:val="1C293D"/>
+        </w:rPr>
+      </w:pPr>
+      <w:r>
+        <w:rPr>
+          <w:rFonts w:eastAsia="Arial" w:cs="Arial" w:ascii="Calibri" w:hAnsi="Calibri"/>
+          <w:b w:val="false"/>
+          <w:i w:val="false"/>
+          <w:color w:val="1C293D"/>
+          <w:sz w:val="24"/>
+          <w:szCs w:val="24"/>
+        </w:rPr>
+        <w:t>Developed and optimized SQL queries and stored procedures; investigated performance bottlenecks; collaborated with the DBA on database design and optimization.</w:t>
+      </w:r>
+    </w:p>
+    <w:p>
+      <w:pPr>
+        <w:pStyle w:val="ListParagraph"/>
+        <w:numPr>
+          <w:ilvl w:val="0"/>
+          <w:numId w:val="30"/>
+        </w:numPr>
+        <w:bidi w:val="0"/>
+        <w:spacing w:lineRule="auto" w:line="276" w:before="0" w:after="30"/>
+        <w:rPr>
+          <w:color w:val="1C293D"/>
+        </w:rPr>
+      </w:pPr>
+      <w:r>
+        <w:rPr>
+          <w:rFonts w:eastAsia="Arial" w:cs="Arial" w:ascii="Calibri" w:hAnsi="Calibri"/>
+          <w:b w:val="false"/>
+          <w:i w:val="false"/>
+          <w:color w:val="1C293D"/>
+          <w:sz w:val="24"/>
+          <w:szCs w:val="24"/>
+        </w:rPr>
+        <w:t>Performed code reviews, debugging, and refactoring to improve code quality, maintainability, and stability.</w:t>
+      </w:r>
+    </w:p>
+    <w:p>
+      <w:pPr>
+        <w:pStyle w:val="ListParagraph"/>
+        <w:numPr>
+          <w:ilvl w:val="0"/>
+          <w:numId w:val="31"/>
+        </w:numPr>
+        <w:bidi w:val="0"/>
+        <w:spacing w:lineRule="auto" w:line="276" w:before="0" w:after="30"/>
+        <w:rPr>
+          <w:color w:val="1C293D"/>
+        </w:rPr>
+      </w:pPr>
+      <w:r>
+        <w:rPr>
+          <w:rFonts w:eastAsia="Arial" w:cs="Arial" w:ascii="Calibri" w:hAnsi="Calibri"/>
+          <w:b w:val="false"/>
+          <w:i w:val="false"/>
+          <w:color w:val="1C293D"/>
+          <w:sz w:val="24"/>
+          <w:szCs w:val="24"/>
+        </w:rPr>
+        <w:t>Collaborated with UI/UX, Support, Python, and mobile teams to turn business requirements and customer feedback into technical solutions; prepared technical documentation.</w:t>
+      </w:r>
+    </w:p>
+    <w:p>
+      <w:pPr>
+        <w:pStyle w:val="Normal"/>
+        <w:keepNext w:val="true"/>
+        <w:keepLines/>
+        <w:bidi w:val="0"/>
+        <w:spacing w:lineRule="exact" w:line="264" w:before="140" w:after="10"/>
+        <w:rPr>
+          <w:color w:val="1C293D"/>
+        </w:rPr>
+      </w:pPr>
+      <w:r>
+        <w:rPr>
+          <w:rFonts w:eastAsia="Arial" w:cs="Arial" w:ascii="Calibri" w:hAnsi="Calibri"/>
+          <w:b/>
+          <w:bCs/>
+          <w:i w:val="false"/>
+          <w:color w:val="1C293D"/>
+          <w:sz w:val="24"/>
+          <w:szCs w:val="24"/>
+        </w:rPr>
+        <w:t>Full-Stack Web Developer</w:t>
+      </w:r>
+    </w:p>
+    <w:p>
+      <w:pPr>
+        <w:pStyle w:val="Normal"/>
+        <w:keepNext w:val="true"/>
+        <w:keepLines/>
+        <w:bidi w:val="0"/>
+        <w:spacing w:lineRule="auto" w:line="276" w:before="0" w:after="50"/>
+        <w:rPr>
+          <w:color w:val="1C293D"/>
+        </w:rPr>
+      </w:pPr>
+      <w:r>
+        <w:rPr>
+          <w:rFonts w:eastAsia="Arial" w:cs="Arial" w:ascii="Calibri" w:hAnsi="Calibri"/>
+          <w:b w:val="false"/>
+          <w:i/>
+          <w:iCs/>
+          <w:color w:val="1C293D"/>
+          <w:sz w:val="24"/>
+          <w:szCs w:val="24"/>
+        </w:rPr>
+        <w:t>Independent Software Developer (Self-employed) | Marand, East Azerbaijan, Iran (Remote) | May 2014 – Jul 2019</w:t>
+      </w:r>
+    </w:p>
+    <w:p>
+      <w:pPr>
+        <w:pStyle w:val="Normal"/>
+        <w:keepLines/>
+        <w:bidi w:val="0"/>
+        <w:spacing w:lineRule="auto" w:line="276" w:before="0" w:after="40"/>
+        <w:rPr>
+          <w:color w:val="1C293D"/>
+        </w:rPr>
+      </w:pPr>
+      <w:r>
+        <w:rPr>
+          <w:rFonts w:eastAsia="Arial" w:cs="Arial" w:ascii="Calibri" w:hAnsi="Calibri"/>
+          <w:b w:val="false"/>
+          <w:i w:val="false"/>
+          <w:color w:val="1C293D"/>
+          <w:sz w:val="24"/>
+          <w:szCs w:val="24"/>
+        </w:rPr>
+        <w:t>Worked independently with clients to design, develop, deploy, and maintain custom web applications across the full software development lifecycle.</w:t>
+      </w:r>
+    </w:p>
+    <w:p>
+      <w:pPr>
+        <w:pStyle w:val="ListParagraph"/>
+        <w:numPr>
+          <w:ilvl w:val="0"/>
+          <w:numId w:val="32"/>
+        </w:numPr>
+        <w:bidi w:val="0"/>
+        <w:spacing w:lineRule="auto" w:line="276" w:before="0" w:after="30"/>
+        <w:rPr>
+          <w:color w:val="1C293D"/>
+        </w:rPr>
+      </w:pPr>
+      <w:r>
+        <w:rPr>
+          <w:rFonts w:eastAsia="Arial" w:cs="Arial" w:ascii="Calibri" w:hAnsi="Calibri"/>
+          <w:b w:val="false"/>
+          <w:i w:val="false"/>
+          <w:color w:val="1C293D"/>
+          <w:sz w:val="24"/>
+          <w:szCs w:val="24"/>
+        </w:rPr>
+        <w:t>Designed and developed web applications using PHP, Laravel, MariaDB, and MySQL.</w:t>
+      </w:r>
+    </w:p>
+    <w:p>
+      <w:pPr>
+        <w:pStyle w:val="ListParagraph"/>
+        <w:numPr>
+          <w:ilvl w:val="0"/>
+          <w:numId w:val="33"/>
+        </w:numPr>
+        <w:bidi w:val="0"/>
+        <w:spacing w:lineRule="auto" w:line="276" w:before="0" w:after="30"/>
+        <w:rPr>
+          <w:color w:val="1C293D"/>
+        </w:rPr>
+      </w:pPr>
+      <w:r>
+        <w:rPr>
+          <w:rFonts w:eastAsia="Arial" w:cs="Arial" w:ascii="Calibri" w:hAnsi="Calibri"/>
+          <w:b w:val="false"/>
+          <w:i w:val="false"/>
+          <w:color w:val="1C293D"/>
+          <w:sz w:val="24"/>
+          <w:szCs w:val="24"/>
+        </w:rPr>
+        <w:t>Designed database schemas and optimized SQL queries for performance, reliability, and maintainability.</w:t>
+      </w:r>
+    </w:p>
+    <w:p>
+      <w:pPr>
+        <w:pStyle w:val="ListParagraph"/>
+        <w:numPr>
+          <w:ilvl w:val="0"/>
+          <w:numId w:val="34"/>
+        </w:numPr>
+        <w:bidi w:val="0"/>
+        <w:spacing w:lineRule="auto" w:line="276" w:before="0" w:after="30"/>
+        <w:rPr>
+          <w:color w:val="1C293D"/>
+        </w:rPr>
+      </w:pPr>
+      <w:r>
+        <w:rPr>
+          <w:rFonts w:eastAsia="Arial" w:cs="Arial" w:ascii="Calibri" w:hAnsi="Calibri"/>
+          <w:b w:val="false"/>
+          <w:i w:val="false"/>
+          <w:color w:val="1C293D"/>
+          <w:sz w:val="24"/>
+          <w:szCs w:val="24"/>
+        </w:rPr>
+        <w:t>Developed RESTful APIs and integrated applications with third-party services and external systems.</w:t>
+      </w:r>
+    </w:p>
+    <w:p>
+      <w:pPr>
+        <w:pStyle w:val="ListParagraph"/>
+        <w:numPr>
+          <w:ilvl w:val="0"/>
+          <w:numId w:val="35"/>
+        </w:numPr>
+        <w:bidi w:val="0"/>
+        <w:spacing w:lineRule="auto" w:line="276" w:before="0" w:after="30"/>
+        <w:rPr>
+          <w:color w:val="1C293D"/>
+        </w:rPr>
+      </w:pPr>
+      <w:r>
+        <w:rPr>
+          <w:rFonts w:eastAsia="Arial" w:cs="Arial" w:ascii="Calibri" w:hAnsi="Calibri"/>
+          <w:b w:val="false"/>
+          <w:i w:val="false"/>
+          <w:color w:val="1C293D"/>
+          <w:sz w:val="24"/>
+          <w:szCs w:val="24"/>
+        </w:rPr>
+        <w:t>Built responsive user interfaces using HTML5, CSS, Bootstrap, JavaScript, and jQuery.</w:t>
+      </w:r>
+    </w:p>
+    <w:p>
+      <w:pPr>
+        <w:pStyle w:val="ListParagraph"/>
+        <w:numPr>
+          <w:ilvl w:val="0"/>
+          <w:numId w:val="36"/>
+        </w:numPr>
+        <w:bidi w:val="0"/>
+        <w:spacing w:lineRule="auto" w:line="276" w:before="0" w:after="30"/>
+        <w:rPr>
+          <w:color w:val="1C293D"/>
+        </w:rPr>
+      </w:pPr>
+      <w:r>
+        <w:rPr>
+          <w:rFonts w:eastAsia="Arial" w:cs="Arial" w:ascii="Calibri" w:hAnsi="Calibri"/>
+          <w:b w:val="false"/>
+          <w:i w:val="false"/>
+          <w:color w:val="1C293D"/>
+          <w:sz w:val="24"/>
+          <w:szCs w:val="24"/>
+        </w:rPr>
+        <w:t>Implemented authentication, role-based access control, input validation, and other security measures; used Git/GitHub, testing, debugging, and refactoring.</w:t>
+      </w:r>
+    </w:p>
+    <w:p>
+      <w:pPr>
+        <w:pStyle w:val="ListParagraph"/>
+        <w:numPr>
+          <w:ilvl w:val="0"/>
+          <w:numId w:val="37"/>
+        </w:numPr>
+        <w:bidi w:val="0"/>
+        <w:spacing w:lineRule="auto" w:line="276" w:before="0" w:after="30"/>
+        <w:rPr>
+          <w:color w:val="1C293D"/>
         </w:rPr>
       </w:pPr>
       <w:r>
@@ -1169,10 +1087,7 @@
         <w:bidi w:val="0"/>
         <w:spacing w:before="200" w:after="80"/>
         <w:rPr>
-          <w:rFonts w:ascii="Calibri" w:hAnsi="Calibri"/>
-          <w:color w:val="1C293D"/>
-          <w:sz w:val="28"/>
-          <w:szCs w:val="28"/>
+          <w:color w:val="1C293D"/>
         </w:rPr>
       </w:pPr>
       <w:r>
@@ -1195,12 +1110,7 @@
         <w:keepLines/>
         <w:bidi w:val="0"/>
         <w:spacing w:lineRule="auto" w:line="276" w:before="0" w:after="20"/>
-        <w:rPr>
-          <w:rFonts w:ascii="Calibri" w:hAnsi="Calibri"/>
-          <w:color w:val="1C293D"/>
-          <w:sz w:val="24"/>
-          <w:szCs w:val="24"/>
-        </w:rPr>
+        <w:rPr/>
       </w:pPr>
       <w:r>
         <w:rPr>
@@ -1247,10 +1157,7 @@
         <w:bidi w:val="0"/>
         <w:spacing w:lineRule="auto" w:line="276" w:before="0" w:after="40"/>
         <w:rPr>
-          <w:rFonts w:ascii="Calibri" w:hAnsi="Calibri"/>
-          <w:color w:val="1C293D"/>
-          <w:sz w:val="24"/>
-          <w:szCs w:val="24"/>
+          <w:color w:val="1C293D"/>
         </w:rPr>
       </w:pPr>
       <w:r>
@@ -1275,22 +1182,19 @@
         <w:bidi w:val="0"/>
         <w:spacing w:before="200" w:after="80"/>
         <w:rPr>
-          <w:rFonts w:ascii="Calibri" w:hAnsi="Calibri"/>
+          <w:color w:val="1C293D"/>
+        </w:rPr>
+      </w:pPr>
+      <w:r>
+        <w:rPr>
+          <w:rFonts w:eastAsia="Arial" w:cs="Arial" w:ascii="Calibri" w:hAnsi="Calibri"/>
+          <w:b/>
+          <w:bCs/>
+          <w:i w:val="false"/>
           <w:color w:val="1C293D"/>
           <w:sz w:val="28"/>
           <w:szCs w:val="28"/>
         </w:rPr>
-      </w:pPr>
-      <w:r>
-        <w:rPr>
-          <w:rFonts w:eastAsia="Arial" w:cs="Arial" w:ascii="Calibri" w:hAnsi="Calibri"/>
-          <w:b/>
-          <w:bCs/>
-          <w:i w:val="false"/>
-          <w:color w:val="1C293D"/>
-          <w:sz w:val="28"/>
-          <w:szCs w:val="28"/>
-        </w:rPr>
         <w:t>EDUCATION</w:t>
       </w:r>
     </w:p>
@@ -1299,15 +1203,14 @@
         <w:pStyle w:val="Normal"/>
         <w:spacing w:lineRule="auto" w:line="276"/>
         <w:rPr>
-          <w:rFonts w:ascii="Calibri" w:hAnsi="Calibri"/>
-          <w:sz w:val="24"/>
-          <w:szCs w:val="24"/>
+          <w:color w:val="1C293D"/>
         </w:rPr>
       </w:pPr>
       <w:r>
         <w:rPr>
           <w:rFonts w:ascii="Calibri" w:hAnsi="Calibri"/>
           <w:b/>
+          <w:color w:val="1C293D"/>
           <w:sz w:val="24"/>
           <w:szCs w:val="24"/>
         </w:rPr>
@@ -1319,15 +1222,14 @@
         <w:pStyle w:val="Normal"/>
         <w:spacing w:lineRule="auto" w:line="276"/>
         <w:rPr>
-          <w:rFonts w:ascii="Calibri" w:hAnsi="Calibri"/>
-          <w:sz w:val="24"/>
-          <w:szCs w:val="24"/>
+          <w:color w:val="1C293D"/>
         </w:rPr>
       </w:pPr>
       <w:r>
         <w:rPr>
           <w:rFonts w:ascii="Calibri" w:hAnsi="Calibri"/>
           <w:b w:val="false"/>
+          <w:color w:val="1C293D"/>
           <w:sz w:val="24"/>
           <w:szCs w:val="24"/>
         </w:rPr>
@@ -1339,15 +1241,14 @@
         <w:pStyle w:val="Normal"/>
         <w:spacing w:lineRule="auto" w:line="276"/>
         <w:rPr>
-          <w:rFonts w:ascii="Calibri" w:hAnsi="Calibri"/>
-          <w:sz w:val="24"/>
-          <w:szCs w:val="24"/>
+          <w:color w:val="1C293D"/>
         </w:rPr>
       </w:pPr>
       <w:r>
         <w:rPr>
           <w:rFonts w:ascii="Calibri" w:hAnsi="Calibri"/>
           <w:b/>
+          <w:color w:val="1C293D"/>
           <w:sz w:val="24"/>
           <w:szCs w:val="24"/>
         </w:rPr>
@@ -1362,10 +1263,7 @@
         <w:bidi w:val="0"/>
         <w:spacing w:lineRule="auto" w:line="276" w:before="20" w:after="10"/>
         <w:rPr>
-          <w:rFonts w:ascii="Calibri" w:hAnsi="Calibri"/>
-          <w:color w:val="1C293D"/>
-          <w:sz w:val="24"/>
-          <w:szCs w:val="24"/>
+          <w:color w:val="1C293D"/>
         </w:rPr>
       </w:pPr>
       <w:r>
@@ -1392,10 +1290,7 @@
         <w:bidi w:val="0"/>
         <w:spacing w:before="200" w:after="80"/>
         <w:rPr>
-          <w:rFonts w:ascii="Calibri" w:hAnsi="Calibri"/>
-          <w:color w:val="1C293D"/>
-          <w:sz w:val="28"/>
-          <w:szCs w:val="28"/>
+          <w:color w:val="1C293D"/>
         </w:rPr>
       </w:pPr>
       <w:r>
@@ -1418,9 +1313,7 @@
         <w:bidi w:val="0"/>
         <w:spacing w:lineRule="auto" w:line="276" w:before="0" w:after="0"/>
         <w:rPr>
-          <w:rFonts w:ascii="Calibri" w:hAnsi="Calibri"/>
-          <w:sz w:val="24"/>
-          <w:szCs w:val="24"/>
+          <w:color w:val="1C293D"/>
         </w:rPr>
       </w:pPr>
       <w:r>
@@ -1441,6 +1334,7 @@
           <w:i w:val="false"/>
           <w:caps w:val="false"/>
           <w:smallCaps w:val="false"/>
+          <w:color w:val="1C293D"/>
           <w:spacing w:val="0"/>
           <w:sz w:val="24"/>
           <w:szCs w:val="24"/>
@@ -1456,18 +1350,7 @@
           <w:sz w:val="24"/>
           <w:szCs w:val="24"/>
         </w:rPr>
-        <w:t xml:space="preserve"> – bilingual proficiency | English – Limited working proficiency </w:t>
-      </w:r>
-      <w:r>
-        <w:rPr>
-          <w:rFonts w:eastAsia="Arial" w:cs="Arial" w:ascii="Calibri" w:hAnsi="Calibri"/>
-          <w:b w:val="false"/>
-          <w:i w:val="false"/>
-          <w:color w:val="1C293D"/>
-          <w:sz w:val="24"/>
-          <w:szCs w:val="24"/>
-        </w:rPr>
-        <w:t xml:space="preserve">|   </w:t>
+        <w:t xml:space="preserve"> – bilingual proficiency | English – Limited working proficiency |   </w:t>
       </w:r>
       <w:r>
         <w:rPr>
@@ -1501,6 +1384,7 @@
           <w:i w:val="false"/>
           <w:caps w:val="false"/>
           <w:smallCaps w:val="false"/>
+          <w:color w:val="1C293D"/>
           <w:sz w:val="24"/>
           <w:szCs w:val="24"/>
           <w:shd w:fill="FFFFFF" w:val="clear"/>
@@ -1752,6 +1636,1814 @@
   <w:abstractNum w:abstractNumId="3">
     <w:lvl w:ilvl="0">
       <w:start w:val="1"/>
+      <w:numFmt w:val="bullet"/>
+      <w:lvlText w:val=""/>
+      <w:lvlJc w:val="left"/>
+      <w:pPr>
+        <w:tabs>
+          <w:tab w:val="num" w:pos="0"/>
+        </w:tabs>
+        <w:ind w:left="360" w:hanging="220"/>
+      </w:pPr>
+      <w:rPr>
+        <w:rFonts w:ascii="Symbol" w:hAnsi="Symbol" w:cs="Symbol" w:hint="default"/>
+      </w:rPr>
+    </w:lvl>
+    <w:lvl w:ilvl="1">
+      <w:start w:val="1"/>
+      <w:numFmt w:val="decimal"/>
+      <w:lvlText w:val="%2."/>
+      <w:lvlJc w:val="left"/>
+      <w:pPr>
+        <w:tabs>
+          <w:tab w:val="num" w:pos="1080"/>
+        </w:tabs>
+        <w:ind w:left="1080" w:hanging="360"/>
+      </w:pPr>
+    </w:lvl>
+    <w:lvl w:ilvl="2">
+      <w:start w:val="1"/>
+      <w:numFmt w:val="decimal"/>
+      <w:lvlText w:val="%3."/>
+      <w:lvlJc w:val="left"/>
+      <w:pPr>
+        <w:tabs>
+          <w:tab w:val="num" w:pos="1440"/>
+        </w:tabs>
+        <w:ind w:left="1440" w:hanging="360"/>
+      </w:pPr>
+    </w:lvl>
+    <w:lvl w:ilvl="3">
+      <w:start w:val="1"/>
+      <w:numFmt w:val="decimal"/>
+      <w:lvlText w:val="%4."/>
+      <w:lvlJc w:val="left"/>
+      <w:pPr>
+        <w:tabs>
+          <w:tab w:val="num" w:pos="1800"/>
+        </w:tabs>
+        <w:ind w:left="1800" w:hanging="360"/>
+      </w:pPr>
+    </w:lvl>
+    <w:lvl w:ilvl="4">
+      <w:start w:val="1"/>
+      <w:numFmt w:val="decimal"/>
+      <w:lvlText w:val="%5."/>
+      <w:lvlJc w:val="left"/>
+      <w:pPr>
+        <w:tabs>
+          <w:tab w:val="num" w:pos="2160"/>
+        </w:tabs>
+        <w:ind w:left="2160" w:hanging="360"/>
+      </w:pPr>
+    </w:lvl>
+    <w:lvl w:ilvl="5">
+      <w:start w:val="1"/>
+      <w:numFmt w:val="decimal"/>
+      <w:lvlText w:val="%6."/>
+      <w:lvlJc w:val="left"/>
+      <w:pPr>
+        <w:tabs>
+          <w:tab w:val="num" w:pos="2520"/>
+        </w:tabs>
+        <w:ind w:left="2520" w:hanging="360"/>
+      </w:pPr>
+    </w:lvl>
+    <w:lvl w:ilvl="6">
+      <w:start w:val="1"/>
+      <w:numFmt w:val="decimal"/>
+      <w:lvlText w:val="%7."/>
+      <w:lvlJc w:val="left"/>
+      <w:pPr>
+        <w:tabs>
+          <w:tab w:val="num" w:pos="2880"/>
+        </w:tabs>
+        <w:ind w:left="2880" w:hanging="360"/>
+      </w:pPr>
+    </w:lvl>
+    <w:lvl w:ilvl="7">
+      <w:start w:val="1"/>
+      <w:numFmt w:val="decimal"/>
+      <w:lvlText w:val="%8."/>
+      <w:lvlJc w:val="left"/>
+      <w:pPr>
+        <w:tabs>
+          <w:tab w:val="num" w:pos="3240"/>
+        </w:tabs>
+        <w:ind w:left="3240" w:hanging="360"/>
+      </w:pPr>
+    </w:lvl>
+    <w:lvl w:ilvl="8">
+      <w:start w:val="1"/>
+      <w:numFmt w:val="decimal"/>
+      <w:lvlText w:val="%9."/>
+      <w:lvlJc w:val="left"/>
+      <w:pPr>
+        <w:tabs>
+          <w:tab w:val="num" w:pos="3600"/>
+        </w:tabs>
+        <w:ind w:left="3600" w:hanging="360"/>
+      </w:pPr>
+    </w:lvl>
+  </w:abstractNum>
+  <w:abstractNum w:abstractNumId="4">
+    <w:lvl w:ilvl="0">
+      <w:start w:val="1"/>
+      <w:numFmt w:val="bullet"/>
+      <w:lvlText w:val=""/>
+      <w:lvlJc w:val="left"/>
+      <w:pPr>
+        <w:tabs>
+          <w:tab w:val="num" w:pos="0"/>
+        </w:tabs>
+        <w:ind w:left="360" w:hanging="220"/>
+      </w:pPr>
+      <w:rPr>
+        <w:rFonts w:ascii="Symbol" w:hAnsi="Symbol" w:cs="Symbol" w:hint="default"/>
+      </w:rPr>
+    </w:lvl>
+    <w:lvl w:ilvl="1">
+      <w:start w:val="1"/>
+      <w:numFmt w:val="decimal"/>
+      <w:lvlText w:val="%2."/>
+      <w:lvlJc w:val="left"/>
+      <w:pPr>
+        <w:tabs>
+          <w:tab w:val="num" w:pos="1080"/>
+        </w:tabs>
+        <w:ind w:left="1080" w:hanging="360"/>
+      </w:pPr>
+    </w:lvl>
+    <w:lvl w:ilvl="2">
+      <w:start w:val="1"/>
+      <w:numFmt w:val="decimal"/>
+      <w:lvlText w:val="%3."/>
+      <w:lvlJc w:val="left"/>
+      <w:pPr>
+        <w:tabs>
+          <w:tab w:val="num" w:pos="1440"/>
+        </w:tabs>
+        <w:ind w:left="1440" w:hanging="360"/>
+      </w:pPr>
+    </w:lvl>
+    <w:lvl w:ilvl="3">
+      <w:start w:val="1"/>
+      <w:numFmt w:val="decimal"/>
+      <w:lvlText w:val="%4."/>
+      <w:lvlJc w:val="left"/>
+      <w:pPr>
+        <w:tabs>
+          <w:tab w:val="num" w:pos="1800"/>
+        </w:tabs>
+        <w:ind w:left="1800" w:hanging="360"/>
+      </w:pPr>
+    </w:lvl>
+    <w:lvl w:ilvl="4">
+      <w:start w:val="1"/>
+      <w:numFmt w:val="decimal"/>
+      <w:lvlText w:val="%5."/>
+      <w:lvlJc w:val="left"/>
+      <w:pPr>
+        <w:tabs>
+          <w:tab w:val="num" w:pos="2160"/>
+        </w:tabs>
+        <w:ind w:left="2160" w:hanging="360"/>
+      </w:pPr>
+    </w:lvl>
+    <w:lvl w:ilvl="5">
+      <w:start w:val="1"/>
+      <w:numFmt w:val="decimal"/>
+      <w:lvlText w:val="%6."/>
+      <w:lvlJc w:val="left"/>
+      <w:pPr>
+        <w:tabs>
+          <w:tab w:val="num" w:pos="2520"/>
+        </w:tabs>
+        <w:ind w:left="2520" w:hanging="360"/>
+      </w:pPr>
+    </w:lvl>
+    <w:lvl w:ilvl="6">
+      <w:start w:val="1"/>
+      <w:numFmt w:val="decimal"/>
+      <w:lvlText w:val="%7."/>
+      <w:lvlJc w:val="left"/>
+      <w:pPr>
+        <w:tabs>
+          <w:tab w:val="num" w:pos="2880"/>
+        </w:tabs>
+        <w:ind w:left="2880" w:hanging="360"/>
+      </w:pPr>
+    </w:lvl>
+    <w:lvl w:ilvl="7">
+      <w:start w:val="1"/>
+      <w:numFmt w:val="decimal"/>
+      <w:lvlText w:val="%8."/>
+      <w:lvlJc w:val="left"/>
+      <w:pPr>
+        <w:tabs>
+          <w:tab w:val="num" w:pos="3240"/>
+        </w:tabs>
+        <w:ind w:left="3240" w:hanging="360"/>
+      </w:pPr>
+    </w:lvl>
+    <w:lvl w:ilvl="8">
+      <w:start w:val="1"/>
+      <w:numFmt w:val="decimal"/>
+      <w:lvlText w:val="%9."/>
+      <w:lvlJc w:val="left"/>
+      <w:pPr>
+        <w:tabs>
+          <w:tab w:val="num" w:pos="3600"/>
+        </w:tabs>
+        <w:ind w:left="3600" w:hanging="360"/>
+      </w:pPr>
+    </w:lvl>
+  </w:abstractNum>
+  <w:abstractNum w:abstractNumId="5">
+    <w:lvl w:ilvl="0">
+      <w:start w:val="1"/>
+      <w:numFmt w:val="bullet"/>
+      <w:lvlText w:val=""/>
+      <w:lvlJc w:val="left"/>
+      <w:pPr>
+        <w:tabs>
+          <w:tab w:val="num" w:pos="0"/>
+        </w:tabs>
+        <w:ind w:left="360" w:hanging="220"/>
+      </w:pPr>
+      <w:rPr>
+        <w:rFonts w:ascii="Symbol" w:hAnsi="Symbol" w:cs="Symbol" w:hint="default"/>
+      </w:rPr>
+    </w:lvl>
+    <w:lvl w:ilvl="1">
+      <w:start w:val="1"/>
+      <w:numFmt w:val="decimal"/>
+      <w:lvlText w:val="%2."/>
+      <w:lvlJc w:val="left"/>
+      <w:pPr>
+        <w:tabs>
+          <w:tab w:val="num" w:pos="1080"/>
+        </w:tabs>
+        <w:ind w:left="1080" w:hanging="360"/>
+      </w:pPr>
+    </w:lvl>
+    <w:lvl w:ilvl="2">
+      <w:start w:val="1"/>
+      <w:numFmt w:val="decimal"/>
+      <w:lvlText w:val="%3."/>
+      <w:lvlJc w:val="left"/>
+      <w:pPr>
+        <w:tabs>
+          <w:tab w:val="num" w:pos="1440"/>
+        </w:tabs>
+        <w:ind w:left="1440" w:hanging="360"/>
+      </w:pPr>
+    </w:lvl>
+    <w:lvl w:ilvl="3">
+      <w:start w:val="1"/>
+      <w:numFmt w:val="decimal"/>
+      <w:lvlText w:val="%4."/>
+      <w:lvlJc w:val="left"/>
+      <w:pPr>
+        <w:tabs>
+          <w:tab w:val="num" w:pos="1800"/>
+        </w:tabs>
+        <w:ind w:left="1800" w:hanging="360"/>
+      </w:pPr>
+    </w:lvl>
+    <w:lvl w:ilvl="4">
+      <w:start w:val="1"/>
+      <w:numFmt w:val="decimal"/>
+      <w:lvlText w:val="%5."/>
+      <w:lvlJc w:val="left"/>
+      <w:pPr>
+        <w:tabs>
+          <w:tab w:val="num" w:pos="2160"/>
+        </w:tabs>
+        <w:ind w:left="2160" w:hanging="360"/>
+      </w:pPr>
+    </w:lvl>
+    <w:lvl w:ilvl="5">
+      <w:start w:val="1"/>
+      <w:numFmt w:val="decimal"/>
+      <w:lvlText w:val="%6."/>
+      <w:lvlJc w:val="left"/>
+      <w:pPr>
+        <w:tabs>
+          <w:tab w:val="num" w:pos="2520"/>
+        </w:tabs>
+        <w:ind w:left="2520" w:hanging="360"/>
+      </w:pPr>
+    </w:lvl>
+    <w:lvl w:ilvl="6">
+      <w:start w:val="1"/>
+      <w:numFmt w:val="decimal"/>
+      <w:lvlText w:val="%7."/>
+      <w:lvlJc w:val="left"/>
+      <w:pPr>
+        <w:tabs>
+          <w:tab w:val="num" w:pos="2880"/>
+        </w:tabs>
+        <w:ind w:left="2880" w:hanging="360"/>
+      </w:pPr>
+    </w:lvl>
+    <w:lvl w:ilvl="7">
+      <w:start w:val="1"/>
+      <w:numFmt w:val="decimal"/>
+      <w:lvlText w:val="%8."/>
+      <w:lvlJc w:val="left"/>
+      <w:pPr>
+        <w:tabs>
+          <w:tab w:val="num" w:pos="3240"/>
+        </w:tabs>
+        <w:ind w:left="3240" w:hanging="360"/>
+      </w:pPr>
+    </w:lvl>
+    <w:lvl w:ilvl="8">
+      <w:start w:val="1"/>
+      <w:numFmt w:val="decimal"/>
+      <w:lvlText w:val="%9."/>
+      <w:lvlJc w:val="left"/>
+      <w:pPr>
+        <w:tabs>
+          <w:tab w:val="num" w:pos="3600"/>
+        </w:tabs>
+        <w:ind w:left="3600" w:hanging="360"/>
+      </w:pPr>
+    </w:lvl>
+  </w:abstractNum>
+  <w:abstractNum w:abstractNumId="6">
+    <w:lvl w:ilvl="0">
+      <w:start w:val="1"/>
+      <w:numFmt w:val="bullet"/>
+      <w:lvlText w:val=""/>
+      <w:lvlJc w:val="left"/>
+      <w:pPr>
+        <w:tabs>
+          <w:tab w:val="num" w:pos="0"/>
+        </w:tabs>
+        <w:ind w:left="360" w:hanging="220"/>
+      </w:pPr>
+      <w:rPr>
+        <w:rFonts w:ascii="Symbol" w:hAnsi="Symbol" w:cs="Symbol" w:hint="default"/>
+      </w:rPr>
+    </w:lvl>
+    <w:lvl w:ilvl="1">
+      <w:start w:val="1"/>
+      <w:numFmt w:val="decimal"/>
+      <w:lvlText w:val="%2."/>
+      <w:lvlJc w:val="left"/>
+      <w:pPr>
+        <w:tabs>
+          <w:tab w:val="num" w:pos="1080"/>
+        </w:tabs>
+        <w:ind w:left="1080" w:hanging="360"/>
+      </w:pPr>
+    </w:lvl>
+    <w:lvl w:ilvl="2">
+      <w:start w:val="1"/>
+      <w:numFmt w:val="decimal"/>
+      <w:lvlText w:val="%3."/>
+      <w:lvlJc w:val="left"/>
+      <w:pPr>
+        <w:tabs>
+          <w:tab w:val="num" w:pos="1440"/>
+        </w:tabs>
+        <w:ind w:left="1440" w:hanging="360"/>
+      </w:pPr>
+    </w:lvl>
+    <w:lvl w:ilvl="3">
+      <w:start w:val="1"/>
+      <w:numFmt w:val="decimal"/>
+      <w:lvlText w:val="%4."/>
+      <w:lvlJc w:val="left"/>
+      <w:pPr>
+        <w:tabs>
+          <w:tab w:val="num" w:pos="1800"/>
+        </w:tabs>
+        <w:ind w:left="1800" w:hanging="360"/>
+      </w:pPr>
+    </w:lvl>
+    <w:lvl w:ilvl="4">
+      <w:start w:val="1"/>
+      <w:numFmt w:val="decimal"/>
+      <w:lvlText w:val="%5."/>
+      <w:lvlJc w:val="left"/>
+      <w:pPr>
+        <w:tabs>
+          <w:tab w:val="num" w:pos="2160"/>
+        </w:tabs>
+        <w:ind w:left="2160" w:hanging="360"/>
+      </w:pPr>
+    </w:lvl>
+    <w:lvl w:ilvl="5">
+      <w:start w:val="1"/>
+      <w:numFmt w:val="decimal"/>
+      <w:lvlText w:val="%6."/>
+      <w:lvlJc w:val="left"/>
+      <w:pPr>
+        <w:tabs>
+          <w:tab w:val="num" w:pos="2520"/>
+        </w:tabs>
+        <w:ind w:left="2520" w:hanging="360"/>
+      </w:pPr>
+    </w:lvl>
+    <w:lvl w:ilvl="6">
+      <w:start w:val="1"/>
+      <w:numFmt w:val="decimal"/>
+      <w:lvlText w:val="%7."/>
+      <w:lvlJc w:val="left"/>
+      <w:pPr>
+        <w:tabs>
+          <w:tab w:val="num" w:pos="2880"/>
+        </w:tabs>
+        <w:ind w:left="2880" w:hanging="360"/>
+      </w:pPr>
+    </w:lvl>
+    <w:lvl w:ilvl="7">
+      <w:start w:val="1"/>
+      <w:numFmt w:val="decimal"/>
+      <w:lvlText w:val="%8."/>
+      <w:lvlJc w:val="left"/>
+      <w:pPr>
+        <w:tabs>
+          <w:tab w:val="num" w:pos="3240"/>
+        </w:tabs>
+        <w:ind w:left="3240" w:hanging="360"/>
+      </w:pPr>
+    </w:lvl>
+    <w:lvl w:ilvl="8">
+      <w:start w:val="1"/>
+      <w:numFmt w:val="decimal"/>
+      <w:lvlText w:val="%9."/>
+      <w:lvlJc w:val="left"/>
+      <w:pPr>
+        <w:tabs>
+          <w:tab w:val="num" w:pos="3600"/>
+        </w:tabs>
+        <w:ind w:left="3600" w:hanging="360"/>
+      </w:pPr>
+    </w:lvl>
+  </w:abstractNum>
+  <w:abstractNum w:abstractNumId="7">
+    <w:lvl w:ilvl="0">
+      <w:start w:val="1"/>
+      <w:numFmt w:val="bullet"/>
+      <w:lvlText w:val=""/>
+      <w:lvlJc w:val="left"/>
+      <w:pPr>
+        <w:tabs>
+          <w:tab w:val="num" w:pos="0"/>
+        </w:tabs>
+        <w:ind w:left="360" w:hanging="220"/>
+      </w:pPr>
+      <w:rPr>
+        <w:rFonts w:ascii="Symbol" w:hAnsi="Symbol" w:cs="Symbol" w:hint="default"/>
+      </w:rPr>
+    </w:lvl>
+    <w:lvl w:ilvl="1">
+      <w:start w:val="1"/>
+      <w:numFmt w:val="decimal"/>
+      <w:lvlText w:val="%2."/>
+      <w:lvlJc w:val="left"/>
+      <w:pPr>
+        <w:tabs>
+          <w:tab w:val="num" w:pos="1080"/>
+        </w:tabs>
+        <w:ind w:left="1080" w:hanging="360"/>
+      </w:pPr>
+    </w:lvl>
+    <w:lvl w:ilvl="2">
+      <w:start w:val="1"/>
+      <w:numFmt w:val="decimal"/>
+      <w:lvlText w:val="%3."/>
+      <w:lvlJc w:val="left"/>
+      <w:pPr>
+        <w:tabs>
+          <w:tab w:val="num" w:pos="1440"/>
+        </w:tabs>
+        <w:ind w:left="1440" w:hanging="360"/>
+      </w:pPr>
+    </w:lvl>
+    <w:lvl w:ilvl="3">
+      <w:start w:val="1"/>
+      <w:numFmt w:val="decimal"/>
+      <w:lvlText w:val="%4."/>
+      <w:lvlJc w:val="left"/>
+      <w:pPr>
+        <w:tabs>
+          <w:tab w:val="num" w:pos="1800"/>
+        </w:tabs>
+        <w:ind w:left="1800" w:hanging="360"/>
+      </w:pPr>
+    </w:lvl>
+    <w:lvl w:ilvl="4">
+      <w:start w:val="1"/>
+      <w:numFmt w:val="decimal"/>
+      <w:lvlText w:val="%5."/>
+      <w:lvlJc w:val="left"/>
+      <w:pPr>
+        <w:tabs>
+          <w:tab w:val="num" w:pos="2160"/>
+        </w:tabs>
+        <w:ind w:left="2160" w:hanging="360"/>
+      </w:pPr>
+    </w:lvl>
+    <w:lvl w:ilvl="5">
+      <w:start w:val="1"/>
+      <w:numFmt w:val="decimal"/>
+      <w:lvlText w:val="%6."/>
+      <w:lvlJc w:val="left"/>
+      <w:pPr>
+        <w:tabs>
+          <w:tab w:val="num" w:pos="2520"/>
+        </w:tabs>
+        <w:ind w:left="2520" w:hanging="360"/>
+      </w:pPr>
+    </w:lvl>
+    <w:lvl w:ilvl="6">
+      <w:start w:val="1"/>
+      <w:numFmt w:val="decimal"/>
+      <w:lvlText w:val="%7."/>
+      <w:lvlJc w:val="left"/>
+      <w:pPr>
+        <w:tabs>
+          <w:tab w:val="num" w:pos="2880"/>
+        </w:tabs>
+        <w:ind w:left="2880" w:hanging="360"/>
+      </w:pPr>
+    </w:lvl>
+    <w:lvl w:ilvl="7">
+      <w:start w:val="1"/>
+      <w:numFmt w:val="decimal"/>
+      <w:lvlText w:val="%8."/>
+      <w:lvlJc w:val="left"/>
+      <w:pPr>
+        <w:tabs>
+          <w:tab w:val="num" w:pos="3240"/>
+        </w:tabs>
+        <w:ind w:left="3240" w:hanging="360"/>
+      </w:pPr>
+    </w:lvl>
+    <w:lvl w:ilvl="8">
+      <w:start w:val="1"/>
+      <w:numFmt w:val="decimal"/>
+      <w:lvlText w:val="%9."/>
+      <w:lvlJc w:val="left"/>
+      <w:pPr>
+        <w:tabs>
+          <w:tab w:val="num" w:pos="3600"/>
+        </w:tabs>
+        <w:ind w:left="3600" w:hanging="360"/>
+      </w:pPr>
+    </w:lvl>
+  </w:abstractNum>
+  <w:abstractNum w:abstractNumId="8">
+    <w:lvl w:ilvl="0">
+      <w:start w:val="1"/>
+      <w:numFmt w:val="bullet"/>
+      <w:lvlText w:val=""/>
+      <w:lvlJc w:val="left"/>
+      <w:pPr>
+        <w:tabs>
+          <w:tab w:val="num" w:pos="0"/>
+        </w:tabs>
+        <w:ind w:left="360" w:hanging="220"/>
+      </w:pPr>
+      <w:rPr>
+        <w:rFonts w:ascii="Symbol" w:hAnsi="Symbol" w:cs="Symbol" w:hint="default"/>
+      </w:rPr>
+    </w:lvl>
+    <w:lvl w:ilvl="1">
+      <w:start w:val="1"/>
+      <w:numFmt w:val="decimal"/>
+      <w:lvlText w:val="%2."/>
+      <w:lvlJc w:val="left"/>
+      <w:pPr>
+        <w:tabs>
+          <w:tab w:val="num" w:pos="1080"/>
+        </w:tabs>
+        <w:ind w:left="1080" w:hanging="360"/>
+      </w:pPr>
+    </w:lvl>
+    <w:lvl w:ilvl="2">
+      <w:start w:val="1"/>
+      <w:numFmt w:val="decimal"/>
+      <w:lvlText w:val="%3."/>
+      <w:lvlJc w:val="left"/>
+      <w:pPr>
+        <w:tabs>
+          <w:tab w:val="num" w:pos="1440"/>
+        </w:tabs>
+        <w:ind w:left="1440" w:hanging="360"/>
+      </w:pPr>
+    </w:lvl>
+    <w:lvl w:ilvl="3">
+      <w:start w:val="1"/>
+      <w:numFmt w:val="decimal"/>
+      <w:lvlText w:val="%4."/>
+      <w:lvlJc w:val="left"/>
+      <w:pPr>
+        <w:tabs>
+          <w:tab w:val="num" w:pos="1800"/>
+        </w:tabs>
+        <w:ind w:left="1800" w:hanging="360"/>
+      </w:pPr>
+    </w:lvl>
+    <w:lvl w:ilvl="4">
+      <w:start w:val="1"/>
+      <w:numFmt w:val="decimal"/>
+      <w:lvlText w:val="%5."/>
+      <w:lvlJc w:val="left"/>
+      <w:pPr>
+        <w:tabs>
+          <w:tab w:val="num" w:pos="2160"/>
+        </w:tabs>
+        <w:ind w:left="2160" w:hanging="360"/>
+      </w:pPr>
+    </w:lvl>
+    <w:lvl w:ilvl="5">
+      <w:start w:val="1"/>
+      <w:numFmt w:val="decimal"/>
+      <w:lvlText w:val="%6."/>
+      <w:lvlJc w:val="left"/>
+      <w:pPr>
+        <w:tabs>
+          <w:tab w:val="num" w:pos="2520"/>
+        </w:tabs>
+        <w:ind w:left="2520" w:hanging="360"/>
+      </w:pPr>
+    </w:lvl>
+    <w:lvl w:ilvl="6">
+      <w:start w:val="1"/>
+      <w:numFmt w:val="decimal"/>
+      <w:lvlText w:val="%7."/>
+      <w:lvlJc w:val="left"/>
+      <w:pPr>
+        <w:tabs>
+          <w:tab w:val="num" w:pos="2880"/>
+        </w:tabs>
+        <w:ind w:left="2880" w:hanging="360"/>
+      </w:pPr>
+    </w:lvl>
+    <w:lvl w:ilvl="7">
+      <w:start w:val="1"/>
+      <w:numFmt w:val="decimal"/>
+      <w:lvlText w:val="%8."/>
+      <w:lvlJc w:val="left"/>
+      <w:pPr>
+        <w:tabs>
+          <w:tab w:val="num" w:pos="3240"/>
+        </w:tabs>
+        <w:ind w:left="3240" w:hanging="360"/>
+      </w:pPr>
+    </w:lvl>
+    <w:lvl w:ilvl="8">
+      <w:start w:val="1"/>
+      <w:numFmt w:val="decimal"/>
+      <w:lvlText w:val="%9."/>
+      <w:lvlJc w:val="left"/>
+      <w:pPr>
+        <w:tabs>
+          <w:tab w:val="num" w:pos="3600"/>
+        </w:tabs>
+        <w:ind w:left="3600" w:hanging="360"/>
+      </w:pPr>
+    </w:lvl>
+  </w:abstractNum>
+  <w:abstractNum w:abstractNumId="9">
+    <w:lvl w:ilvl="0">
+      <w:start w:val="1"/>
+      <w:numFmt w:val="bullet"/>
+      <w:lvlText w:val=""/>
+      <w:lvlJc w:val="left"/>
+      <w:pPr>
+        <w:tabs>
+          <w:tab w:val="num" w:pos="0"/>
+        </w:tabs>
+        <w:ind w:left="360" w:hanging="220"/>
+      </w:pPr>
+      <w:rPr>
+        <w:rFonts w:ascii="Symbol" w:hAnsi="Symbol" w:cs="Symbol" w:hint="default"/>
+      </w:rPr>
+    </w:lvl>
+    <w:lvl w:ilvl="1">
+      <w:start w:val="1"/>
+      <w:numFmt w:val="decimal"/>
+      <w:lvlText w:val="%2."/>
+      <w:lvlJc w:val="left"/>
+      <w:pPr>
+        <w:tabs>
+          <w:tab w:val="num" w:pos="1080"/>
+        </w:tabs>
+        <w:ind w:left="1080" w:hanging="360"/>
+      </w:pPr>
+    </w:lvl>
+    <w:lvl w:ilvl="2">
+      <w:start w:val="1"/>
+      <w:numFmt w:val="decimal"/>
+      <w:lvlText w:val="%3."/>
+      <w:lvlJc w:val="left"/>
+      <w:pPr>
+        <w:tabs>
+          <w:tab w:val="num" w:pos="1440"/>
+        </w:tabs>
+        <w:ind w:left="1440" w:hanging="360"/>
+      </w:pPr>
+    </w:lvl>
+    <w:lvl w:ilvl="3">
+      <w:start w:val="1"/>
+      <w:numFmt w:val="decimal"/>
+      <w:lvlText w:val="%4."/>
+      <w:lvlJc w:val="left"/>
+      <w:pPr>
+        <w:tabs>
+          <w:tab w:val="num" w:pos="1800"/>
+        </w:tabs>
+        <w:ind w:left="1800" w:hanging="360"/>
+      </w:pPr>
+    </w:lvl>
+    <w:lvl w:ilvl="4">
+      <w:start w:val="1"/>
+      <w:numFmt w:val="decimal"/>
+      <w:lvlText w:val="%5."/>
+      <w:lvlJc w:val="left"/>
+      <w:pPr>
+        <w:tabs>
+          <w:tab w:val="num" w:pos="2160"/>
+        </w:tabs>
+        <w:ind w:left="2160" w:hanging="360"/>
+      </w:pPr>
+    </w:lvl>
+    <w:lvl w:ilvl="5">
+      <w:start w:val="1"/>
+      <w:numFmt w:val="decimal"/>
+      <w:lvlText w:val="%6."/>
+      <w:lvlJc w:val="left"/>
+      <w:pPr>
+        <w:tabs>
+          <w:tab w:val="num" w:pos="2520"/>
+        </w:tabs>
+        <w:ind w:left="2520" w:hanging="360"/>
+      </w:pPr>
+    </w:lvl>
+    <w:lvl w:ilvl="6">
+      <w:start w:val="1"/>
+      <w:numFmt w:val="decimal"/>
+      <w:lvlText w:val="%7."/>
+      <w:lvlJc w:val="left"/>
+      <w:pPr>
+        <w:tabs>
+          <w:tab w:val="num" w:pos="2880"/>
+        </w:tabs>
+        <w:ind w:left="2880" w:hanging="360"/>
+      </w:pPr>
+    </w:lvl>
+    <w:lvl w:ilvl="7">
+      <w:start w:val="1"/>
+      <w:numFmt w:val="decimal"/>
+      <w:lvlText w:val="%8."/>
+      <w:lvlJc w:val="left"/>
+      <w:pPr>
+        <w:tabs>
+          <w:tab w:val="num" w:pos="3240"/>
+        </w:tabs>
+        <w:ind w:left="3240" w:hanging="360"/>
+      </w:pPr>
+    </w:lvl>
+    <w:lvl w:ilvl="8">
+      <w:start w:val="1"/>
+      <w:numFmt w:val="decimal"/>
+      <w:lvlText w:val="%9."/>
+      <w:lvlJc w:val="left"/>
+      <w:pPr>
+        <w:tabs>
+          <w:tab w:val="num" w:pos="3600"/>
+        </w:tabs>
+        <w:ind w:left="3600" w:hanging="360"/>
+      </w:pPr>
+    </w:lvl>
+  </w:abstractNum>
+  <w:abstractNum w:abstractNumId="10">
+    <w:lvl w:ilvl="0">
+      <w:start w:val="1"/>
+      <w:numFmt w:val="bullet"/>
+      <w:lvlText w:val=""/>
+      <w:lvlJc w:val="left"/>
+      <w:pPr>
+        <w:tabs>
+          <w:tab w:val="num" w:pos="0"/>
+        </w:tabs>
+        <w:ind w:left="360" w:hanging="220"/>
+      </w:pPr>
+      <w:rPr>
+        <w:rFonts w:ascii="Symbol" w:hAnsi="Symbol" w:cs="Symbol" w:hint="default"/>
+      </w:rPr>
+    </w:lvl>
+    <w:lvl w:ilvl="1">
+      <w:start w:val="1"/>
+      <w:numFmt w:val="decimal"/>
+      <w:lvlText w:val="%2."/>
+      <w:lvlJc w:val="left"/>
+      <w:pPr>
+        <w:tabs>
+          <w:tab w:val="num" w:pos="1080"/>
+        </w:tabs>
+        <w:ind w:left="1080" w:hanging="360"/>
+      </w:pPr>
+    </w:lvl>
+    <w:lvl w:ilvl="2">
+      <w:start w:val="1"/>
+      <w:numFmt w:val="decimal"/>
+      <w:lvlText w:val="%3."/>
+      <w:lvlJc w:val="left"/>
+      <w:pPr>
+        <w:tabs>
+          <w:tab w:val="num" w:pos="1440"/>
+        </w:tabs>
+        <w:ind w:left="1440" w:hanging="360"/>
+      </w:pPr>
+    </w:lvl>
+    <w:lvl w:ilvl="3">
+      <w:start w:val="1"/>
+      <w:numFmt w:val="decimal"/>
+      <w:lvlText w:val="%4."/>
+      <w:lvlJc w:val="left"/>
+      <w:pPr>
+        <w:tabs>
+          <w:tab w:val="num" w:pos="1800"/>
+        </w:tabs>
+        <w:ind w:left="1800" w:hanging="360"/>
+      </w:pPr>
+    </w:lvl>
+    <w:lvl w:ilvl="4">
+      <w:start w:val="1"/>
+      <w:numFmt w:val="decimal"/>
+      <w:lvlText w:val="%5."/>
+      <w:lvlJc w:val="left"/>
+      <w:pPr>
+        <w:tabs>
+          <w:tab w:val="num" w:pos="2160"/>
+        </w:tabs>
+        <w:ind w:left="2160" w:hanging="360"/>
+      </w:pPr>
+    </w:lvl>
+    <w:lvl w:ilvl="5">
+      <w:start w:val="1"/>
+      <w:numFmt w:val="decimal"/>
+      <w:lvlText w:val="%6."/>
+      <w:lvlJc w:val="left"/>
+      <w:pPr>
+        <w:tabs>
+          <w:tab w:val="num" w:pos="2520"/>
+        </w:tabs>
+        <w:ind w:left="2520" w:hanging="360"/>
+      </w:pPr>
+    </w:lvl>
+    <w:lvl w:ilvl="6">
+      <w:start w:val="1"/>
+      <w:numFmt w:val="decimal"/>
+      <w:lvlText w:val="%7."/>
+      <w:lvlJc w:val="left"/>
+      <w:pPr>
+        <w:tabs>
+          <w:tab w:val="num" w:pos="2880"/>
+        </w:tabs>
+        <w:ind w:left="2880" w:hanging="360"/>
+      </w:pPr>
+    </w:lvl>
+    <w:lvl w:ilvl="7">
+      <w:start w:val="1"/>
+      <w:numFmt w:val="decimal"/>
+      <w:lvlText w:val="%8."/>
+      <w:lvlJc w:val="left"/>
+      <w:pPr>
+        <w:tabs>
+          <w:tab w:val="num" w:pos="3240"/>
+        </w:tabs>
+        <w:ind w:left="3240" w:hanging="360"/>
+      </w:pPr>
+    </w:lvl>
+    <w:lvl w:ilvl="8">
+      <w:start w:val="1"/>
+      <w:numFmt w:val="decimal"/>
+      <w:lvlText w:val="%9."/>
+      <w:lvlJc w:val="left"/>
+      <w:pPr>
+        <w:tabs>
+          <w:tab w:val="num" w:pos="3600"/>
+        </w:tabs>
+        <w:ind w:left="3600" w:hanging="360"/>
+      </w:pPr>
+    </w:lvl>
+  </w:abstractNum>
+  <w:abstractNum w:abstractNumId="11">
+    <w:lvl w:ilvl="0">
+      <w:start w:val="1"/>
+      <w:numFmt w:val="bullet"/>
+      <w:lvlText w:val=""/>
+      <w:lvlJc w:val="left"/>
+      <w:pPr>
+        <w:tabs>
+          <w:tab w:val="num" w:pos="0"/>
+        </w:tabs>
+        <w:ind w:left="360" w:hanging="220"/>
+      </w:pPr>
+      <w:rPr>
+        <w:rFonts w:ascii="Symbol" w:hAnsi="Symbol" w:cs="Symbol" w:hint="default"/>
+      </w:rPr>
+    </w:lvl>
+    <w:lvl w:ilvl="1">
+      <w:start w:val="1"/>
+      <w:numFmt w:val="decimal"/>
+      <w:lvlText w:val="%2."/>
+      <w:lvlJc w:val="left"/>
+      <w:pPr>
+        <w:tabs>
+          <w:tab w:val="num" w:pos="1080"/>
+        </w:tabs>
+        <w:ind w:left="1080" w:hanging="360"/>
+      </w:pPr>
+    </w:lvl>
+    <w:lvl w:ilvl="2">
+      <w:start w:val="1"/>
+      <w:numFmt w:val="decimal"/>
+      <w:lvlText w:val="%3."/>
+      <w:lvlJc w:val="left"/>
+      <w:pPr>
+        <w:tabs>
+          <w:tab w:val="num" w:pos="1440"/>
+        </w:tabs>
+        <w:ind w:left="1440" w:hanging="360"/>
+      </w:pPr>
+    </w:lvl>
+    <w:lvl w:ilvl="3">
+      <w:start w:val="1"/>
+      <w:numFmt w:val="decimal"/>
+      <w:lvlText w:val="%4."/>
+      <w:lvlJc w:val="left"/>
+      <w:pPr>
+        <w:tabs>
+          <w:tab w:val="num" w:pos="1800"/>
+        </w:tabs>
+        <w:ind w:left="1800" w:hanging="360"/>
+      </w:pPr>
+    </w:lvl>
+    <w:lvl w:ilvl="4">
+      <w:start w:val="1"/>
+      <w:numFmt w:val="decimal"/>
+      <w:lvlText w:val="%5."/>
+      <w:lvlJc w:val="left"/>
+      <w:pPr>
+        <w:tabs>
+          <w:tab w:val="num" w:pos="2160"/>
+        </w:tabs>
+        <w:ind w:left="2160" w:hanging="360"/>
+      </w:pPr>
+    </w:lvl>
+    <w:lvl w:ilvl="5">
+      <w:start w:val="1"/>
+      <w:numFmt w:val="decimal"/>
+      <w:lvlText w:val="%6."/>
+      <w:lvlJc w:val="left"/>
+      <w:pPr>
+        <w:tabs>
+          <w:tab w:val="num" w:pos="2520"/>
+        </w:tabs>
+        <w:ind w:left="2520" w:hanging="360"/>
+      </w:pPr>
+    </w:lvl>
+    <w:lvl w:ilvl="6">
+      <w:start w:val="1"/>
+      <w:numFmt w:val="decimal"/>
+      <w:lvlText w:val="%7."/>
+      <w:lvlJc w:val="left"/>
+      <w:pPr>
+        <w:tabs>
+          <w:tab w:val="num" w:pos="2880"/>
+        </w:tabs>
+        <w:ind w:left="2880" w:hanging="360"/>
+      </w:pPr>
+    </w:lvl>
+    <w:lvl w:ilvl="7">
+      <w:start w:val="1"/>
+      <w:numFmt w:val="decimal"/>
+      <w:lvlText w:val="%8."/>
+      <w:lvlJc w:val="left"/>
+      <w:pPr>
+        <w:tabs>
+          <w:tab w:val="num" w:pos="3240"/>
+        </w:tabs>
+        <w:ind w:left="3240" w:hanging="360"/>
+      </w:pPr>
+    </w:lvl>
+    <w:lvl w:ilvl="8">
+      <w:start w:val="1"/>
+      <w:numFmt w:val="decimal"/>
+      <w:lvlText w:val="%9."/>
+      <w:lvlJc w:val="left"/>
+      <w:pPr>
+        <w:tabs>
+          <w:tab w:val="num" w:pos="3600"/>
+        </w:tabs>
+        <w:ind w:left="3600" w:hanging="360"/>
+      </w:pPr>
+    </w:lvl>
+  </w:abstractNum>
+  <w:abstractNum w:abstractNumId="12">
+    <w:lvl w:ilvl="0">
+      <w:start w:val="1"/>
+      <w:numFmt w:val="bullet"/>
+      <w:lvlText w:val=""/>
+      <w:lvlJc w:val="left"/>
+      <w:pPr>
+        <w:tabs>
+          <w:tab w:val="num" w:pos="0"/>
+        </w:tabs>
+        <w:ind w:left="360" w:hanging="220"/>
+      </w:pPr>
+      <w:rPr>
+        <w:rFonts w:ascii="Symbol" w:hAnsi="Symbol" w:cs="Symbol" w:hint="default"/>
+      </w:rPr>
+    </w:lvl>
+    <w:lvl w:ilvl="1">
+      <w:start w:val="1"/>
+      <w:numFmt w:val="decimal"/>
+      <w:lvlText w:val="%2."/>
+      <w:lvlJc w:val="left"/>
+      <w:pPr>
+        <w:tabs>
+          <w:tab w:val="num" w:pos="1080"/>
+        </w:tabs>
+        <w:ind w:left="1080" w:hanging="360"/>
+      </w:pPr>
+    </w:lvl>
+    <w:lvl w:ilvl="2">
+      <w:start w:val="1"/>
+      <w:numFmt w:val="decimal"/>
+      <w:lvlText w:val="%3."/>
+      <w:lvlJc w:val="left"/>
+      <w:pPr>
+        <w:tabs>
+          <w:tab w:val="num" w:pos="1440"/>
+        </w:tabs>
+        <w:ind w:left="1440" w:hanging="360"/>
+      </w:pPr>
+    </w:lvl>
+    <w:lvl w:ilvl="3">
+      <w:start w:val="1"/>
+      <w:numFmt w:val="decimal"/>
+      <w:lvlText w:val="%4."/>
+      <w:lvlJc w:val="left"/>
+      <w:pPr>
+        <w:tabs>
+          <w:tab w:val="num" w:pos="1800"/>
+        </w:tabs>
+        <w:ind w:left="1800" w:hanging="360"/>
+      </w:pPr>
+    </w:lvl>
+    <w:lvl w:ilvl="4">
+      <w:start w:val="1"/>
+      <w:numFmt w:val="decimal"/>
+      <w:lvlText w:val="%5."/>
+      <w:lvlJc w:val="left"/>
+      <w:pPr>
+        <w:tabs>
+          <w:tab w:val="num" w:pos="2160"/>
+        </w:tabs>
+        <w:ind w:left="2160" w:hanging="360"/>
+      </w:pPr>
+    </w:lvl>
+    <w:lvl w:ilvl="5">
+      <w:start w:val="1"/>
+      <w:numFmt w:val="decimal"/>
+      <w:lvlText w:val="%6."/>
+      <w:lvlJc w:val="left"/>
+      <w:pPr>
+        <w:tabs>
+          <w:tab w:val="num" w:pos="2520"/>
+        </w:tabs>
+        <w:ind w:left="2520" w:hanging="360"/>
+      </w:pPr>
+    </w:lvl>
+    <w:lvl w:ilvl="6">
+      <w:start w:val="1"/>
+      <w:numFmt w:val="decimal"/>
+      <w:lvlText w:val="%7."/>
+      <w:lvlJc w:val="left"/>
+      <w:pPr>
+        <w:tabs>
+          <w:tab w:val="num" w:pos="2880"/>
+        </w:tabs>
+        <w:ind w:left="2880" w:hanging="360"/>
+      </w:pPr>
+    </w:lvl>
+    <w:lvl w:ilvl="7">
+      <w:start w:val="1"/>
+      <w:numFmt w:val="decimal"/>
+      <w:lvlText w:val="%8."/>
+      <w:lvlJc w:val="left"/>
+      <w:pPr>
+        <w:tabs>
+          <w:tab w:val="num" w:pos="3240"/>
+        </w:tabs>
+        <w:ind w:left="3240" w:hanging="360"/>
+      </w:pPr>
+    </w:lvl>
+    <w:lvl w:ilvl="8">
+      <w:start w:val="1"/>
+      <w:numFmt w:val="decimal"/>
+      <w:lvlText w:val="%9."/>
+      <w:lvlJc w:val="left"/>
+      <w:pPr>
+        <w:tabs>
+          <w:tab w:val="num" w:pos="3600"/>
+        </w:tabs>
+        <w:ind w:left="3600" w:hanging="360"/>
+      </w:pPr>
+    </w:lvl>
+  </w:abstractNum>
+  <w:abstractNum w:abstractNumId="13">
+    <w:lvl w:ilvl="0">
+      <w:start w:val="1"/>
+      <w:numFmt w:val="bullet"/>
+      <w:lvlText w:val=""/>
+      <w:lvlJc w:val="left"/>
+      <w:pPr>
+        <w:tabs>
+          <w:tab w:val="num" w:pos="0"/>
+        </w:tabs>
+        <w:ind w:left="360" w:hanging="220"/>
+      </w:pPr>
+      <w:rPr>
+        <w:rFonts w:ascii="Symbol" w:hAnsi="Symbol" w:cs="Symbol" w:hint="default"/>
+      </w:rPr>
+    </w:lvl>
+    <w:lvl w:ilvl="1">
+      <w:start w:val="1"/>
+      <w:numFmt w:val="decimal"/>
+      <w:lvlText w:val="%2."/>
+      <w:lvlJc w:val="left"/>
+      <w:pPr>
+        <w:tabs>
+          <w:tab w:val="num" w:pos="1080"/>
+        </w:tabs>
+        <w:ind w:left="1080" w:hanging="360"/>
+      </w:pPr>
+    </w:lvl>
+    <w:lvl w:ilvl="2">
+      <w:start w:val="1"/>
+      <w:numFmt w:val="decimal"/>
+      <w:lvlText w:val="%3."/>
+      <w:lvlJc w:val="left"/>
+      <w:pPr>
+        <w:tabs>
+          <w:tab w:val="num" w:pos="1440"/>
+        </w:tabs>
+        <w:ind w:left="1440" w:hanging="360"/>
+      </w:pPr>
+    </w:lvl>
+    <w:lvl w:ilvl="3">
+      <w:start w:val="1"/>
+      <w:numFmt w:val="decimal"/>
+      <w:lvlText w:val="%4."/>
+      <w:lvlJc w:val="left"/>
+      <w:pPr>
+        <w:tabs>
+          <w:tab w:val="num" w:pos="1800"/>
+        </w:tabs>
+        <w:ind w:left="1800" w:hanging="360"/>
+      </w:pPr>
+    </w:lvl>
+    <w:lvl w:ilvl="4">
+      <w:start w:val="1"/>
+      <w:numFmt w:val="decimal"/>
+      <w:lvlText w:val="%5."/>
+      <w:lvlJc w:val="left"/>
+      <w:pPr>
+        <w:tabs>
+          <w:tab w:val="num" w:pos="2160"/>
+        </w:tabs>
+        <w:ind w:left="2160" w:hanging="360"/>
+      </w:pPr>
+    </w:lvl>
+    <w:lvl w:ilvl="5">
+      <w:start w:val="1"/>
+      <w:numFmt w:val="decimal"/>
+      <w:lvlText w:val="%6."/>
+      <w:lvlJc w:val="left"/>
+      <w:pPr>
+        <w:tabs>
+          <w:tab w:val="num" w:pos="2520"/>
+        </w:tabs>
+        <w:ind w:left="2520" w:hanging="360"/>
+      </w:pPr>
+    </w:lvl>
+    <w:lvl w:ilvl="6">
+      <w:start w:val="1"/>
+      <w:numFmt w:val="decimal"/>
+      <w:lvlText w:val="%7."/>
+      <w:lvlJc w:val="left"/>
+      <w:pPr>
+        <w:tabs>
+          <w:tab w:val="num" w:pos="2880"/>
+        </w:tabs>
+        <w:ind w:left="2880" w:hanging="360"/>
+      </w:pPr>
+    </w:lvl>
+    <w:lvl w:ilvl="7">
+      <w:start w:val="1"/>
+      <w:numFmt w:val="decimal"/>
+      <w:lvlText w:val="%8."/>
+      <w:lvlJc w:val="left"/>
+      <w:pPr>
+        <w:tabs>
+          <w:tab w:val="num" w:pos="3240"/>
+        </w:tabs>
+        <w:ind w:left="3240" w:hanging="360"/>
+      </w:pPr>
+    </w:lvl>
+    <w:lvl w:ilvl="8">
+      <w:start w:val="1"/>
+      <w:numFmt w:val="decimal"/>
+      <w:lvlText w:val="%9."/>
+      <w:lvlJc w:val="left"/>
+      <w:pPr>
+        <w:tabs>
+          <w:tab w:val="num" w:pos="3600"/>
+        </w:tabs>
+        <w:ind w:left="3600" w:hanging="360"/>
+      </w:pPr>
+    </w:lvl>
+  </w:abstractNum>
+  <w:abstractNum w:abstractNumId="14">
+    <w:lvl w:ilvl="0">
+      <w:start w:val="1"/>
+      <w:numFmt w:val="bullet"/>
+      <w:lvlText w:val=""/>
+      <w:lvlJc w:val="left"/>
+      <w:pPr>
+        <w:tabs>
+          <w:tab w:val="num" w:pos="0"/>
+        </w:tabs>
+        <w:ind w:left="360" w:hanging="220"/>
+      </w:pPr>
+      <w:rPr>
+        <w:rFonts w:ascii="Symbol" w:hAnsi="Symbol" w:cs="Symbol" w:hint="default"/>
+      </w:rPr>
+    </w:lvl>
+    <w:lvl w:ilvl="1">
+      <w:start w:val="1"/>
+      <w:numFmt w:val="decimal"/>
+      <w:lvlText w:val="%2."/>
+      <w:lvlJc w:val="left"/>
+      <w:pPr>
+        <w:tabs>
+          <w:tab w:val="num" w:pos="1080"/>
+        </w:tabs>
+        <w:ind w:left="1080" w:hanging="360"/>
+      </w:pPr>
+    </w:lvl>
+    <w:lvl w:ilvl="2">
+      <w:start w:val="1"/>
+      <w:numFmt w:val="decimal"/>
+      <w:lvlText w:val="%3."/>
+      <w:lvlJc w:val="left"/>
+      <w:pPr>
+        <w:tabs>
+          <w:tab w:val="num" w:pos="1440"/>
+        </w:tabs>
+        <w:ind w:left="1440" w:hanging="360"/>
+      </w:pPr>
+    </w:lvl>
+    <w:lvl w:ilvl="3">
+      <w:start w:val="1"/>
+      <w:numFmt w:val="decimal"/>
+      <w:lvlText w:val="%4."/>
+      <w:lvlJc w:val="left"/>
+      <w:pPr>
+        <w:tabs>
+          <w:tab w:val="num" w:pos="1800"/>
+        </w:tabs>
+        <w:ind w:left="1800" w:hanging="360"/>
+      </w:pPr>
+    </w:lvl>
+    <w:lvl w:ilvl="4">
+      <w:start w:val="1"/>
+      <w:numFmt w:val="decimal"/>
+      <w:lvlText w:val="%5."/>
+      <w:lvlJc w:val="left"/>
+      <w:pPr>
+        <w:tabs>
+          <w:tab w:val="num" w:pos="2160"/>
+        </w:tabs>
+        <w:ind w:left="2160" w:hanging="360"/>
+      </w:pPr>
+    </w:lvl>
+    <w:lvl w:ilvl="5">
+      <w:start w:val="1"/>
+      <w:numFmt w:val="decimal"/>
+      <w:lvlText w:val="%6."/>
+      <w:lvlJc w:val="left"/>
+      <w:pPr>
+        <w:tabs>
+          <w:tab w:val="num" w:pos="2520"/>
+        </w:tabs>
+        <w:ind w:left="2520" w:hanging="360"/>
+      </w:pPr>
+    </w:lvl>
+    <w:lvl w:ilvl="6">
+      <w:start w:val="1"/>
+      <w:numFmt w:val="decimal"/>
+      <w:lvlText w:val="%7."/>
+      <w:lvlJc w:val="left"/>
+      <w:pPr>
+        <w:tabs>
+          <w:tab w:val="num" w:pos="2880"/>
+        </w:tabs>
+        <w:ind w:left="2880" w:hanging="360"/>
+      </w:pPr>
+    </w:lvl>
+    <w:lvl w:ilvl="7">
+      <w:start w:val="1"/>
+      <w:numFmt w:val="decimal"/>
+      <w:lvlText w:val="%8."/>
+      <w:lvlJc w:val="left"/>
+      <w:pPr>
+        <w:tabs>
+          <w:tab w:val="num" w:pos="3240"/>
+        </w:tabs>
+        <w:ind w:left="3240" w:hanging="360"/>
+      </w:pPr>
+    </w:lvl>
+    <w:lvl w:ilvl="8">
+      <w:start w:val="1"/>
+      <w:numFmt w:val="decimal"/>
+      <w:lvlText w:val="%9."/>
+      <w:lvlJc w:val="left"/>
+      <w:pPr>
+        <w:tabs>
+          <w:tab w:val="num" w:pos="3600"/>
+        </w:tabs>
+        <w:ind w:left="3600" w:hanging="360"/>
+      </w:pPr>
+    </w:lvl>
+  </w:abstractNum>
+  <w:abstractNum w:abstractNumId="15">
+    <w:lvl w:ilvl="0">
+      <w:start w:val="1"/>
+      <w:numFmt w:val="bullet"/>
+      <w:lvlText w:val=""/>
+      <w:lvlJc w:val="left"/>
+      <w:pPr>
+        <w:tabs>
+          <w:tab w:val="num" w:pos="0"/>
+        </w:tabs>
+        <w:ind w:left="360" w:hanging="220"/>
+      </w:pPr>
+      <w:rPr>
+        <w:rFonts w:ascii="Symbol" w:hAnsi="Symbol" w:cs="Symbol" w:hint="default"/>
+      </w:rPr>
+    </w:lvl>
+    <w:lvl w:ilvl="1">
+      <w:start w:val="1"/>
+      <w:numFmt w:val="decimal"/>
+      <w:lvlText w:val="%2."/>
+      <w:lvlJc w:val="left"/>
+      <w:pPr>
+        <w:tabs>
+          <w:tab w:val="num" w:pos="1080"/>
+        </w:tabs>
+        <w:ind w:left="1080" w:hanging="360"/>
+      </w:pPr>
+    </w:lvl>
+    <w:lvl w:ilvl="2">
+      <w:start w:val="1"/>
+      <w:numFmt w:val="decimal"/>
+      <w:lvlText w:val="%3."/>
+      <w:lvlJc w:val="left"/>
+      <w:pPr>
+        <w:tabs>
+          <w:tab w:val="num" w:pos="1440"/>
+        </w:tabs>
+        <w:ind w:left="1440" w:hanging="360"/>
+      </w:pPr>
+    </w:lvl>
+    <w:lvl w:ilvl="3">
+      <w:start w:val="1"/>
+      <w:numFmt w:val="decimal"/>
+      <w:lvlText w:val="%4."/>
+      <w:lvlJc w:val="left"/>
+      <w:pPr>
+        <w:tabs>
+          <w:tab w:val="num" w:pos="1800"/>
+        </w:tabs>
+        <w:ind w:left="1800" w:hanging="360"/>
+      </w:pPr>
+    </w:lvl>
+    <w:lvl w:ilvl="4">
+      <w:start w:val="1"/>
+      <w:numFmt w:val="decimal"/>
+      <w:lvlText w:val="%5."/>
+      <w:lvlJc w:val="left"/>
+      <w:pPr>
+        <w:tabs>
+          <w:tab w:val="num" w:pos="2160"/>
+        </w:tabs>
+        <w:ind w:left="2160" w:hanging="360"/>
+      </w:pPr>
+    </w:lvl>
+    <w:lvl w:ilvl="5">
+      <w:start w:val="1"/>
+      <w:numFmt w:val="decimal"/>
+      <w:lvlText w:val="%6."/>
+      <w:lvlJc w:val="left"/>
+      <w:pPr>
+        <w:tabs>
+          <w:tab w:val="num" w:pos="2520"/>
+        </w:tabs>
+        <w:ind w:left="2520" w:hanging="360"/>
+      </w:pPr>
+    </w:lvl>
+    <w:lvl w:ilvl="6">
+      <w:start w:val="1"/>
+      <w:numFmt w:val="decimal"/>
+      <w:lvlText w:val="%7."/>
+      <w:lvlJc w:val="left"/>
+      <w:pPr>
+        <w:tabs>
+          <w:tab w:val="num" w:pos="2880"/>
+        </w:tabs>
+        <w:ind w:left="2880" w:hanging="360"/>
+      </w:pPr>
+    </w:lvl>
+    <w:lvl w:ilvl="7">
+      <w:start w:val="1"/>
+      <w:numFmt w:val="decimal"/>
+      <w:lvlText w:val="%8."/>
+      <w:lvlJc w:val="left"/>
+      <w:pPr>
+        <w:tabs>
+          <w:tab w:val="num" w:pos="3240"/>
+        </w:tabs>
+        <w:ind w:left="3240" w:hanging="360"/>
+      </w:pPr>
+    </w:lvl>
+    <w:lvl w:ilvl="8">
+      <w:start w:val="1"/>
+      <w:numFmt w:val="decimal"/>
+      <w:lvlText w:val="%9."/>
+      <w:lvlJc w:val="left"/>
+      <w:pPr>
+        <w:tabs>
+          <w:tab w:val="num" w:pos="3600"/>
+        </w:tabs>
+        <w:ind w:left="3600" w:hanging="360"/>
+      </w:pPr>
+    </w:lvl>
+  </w:abstractNum>
+  <w:abstractNum w:abstractNumId="16">
+    <w:lvl w:ilvl="0">
+      <w:start w:val="1"/>
+      <w:numFmt w:val="bullet"/>
+      <w:lvlText w:val=""/>
+      <w:lvlJc w:val="left"/>
+      <w:pPr>
+        <w:tabs>
+          <w:tab w:val="num" w:pos="0"/>
+        </w:tabs>
+        <w:ind w:left="360" w:hanging="220"/>
+      </w:pPr>
+      <w:rPr>
+        <w:rFonts w:ascii="Symbol" w:hAnsi="Symbol" w:cs="Symbol" w:hint="default"/>
+      </w:rPr>
+    </w:lvl>
+    <w:lvl w:ilvl="1">
+      <w:start w:val="1"/>
+      <w:numFmt w:val="decimal"/>
+      <w:lvlText w:val="%2."/>
+      <w:lvlJc w:val="left"/>
+      <w:pPr>
+        <w:tabs>
+          <w:tab w:val="num" w:pos="1080"/>
+        </w:tabs>
+        <w:ind w:left="1080" w:hanging="360"/>
+      </w:pPr>
+    </w:lvl>
+    <w:lvl w:ilvl="2">
+      <w:start w:val="1"/>
+      <w:numFmt w:val="decimal"/>
+      <w:lvlText w:val="%3."/>
+      <w:lvlJc w:val="left"/>
+      <w:pPr>
+        <w:tabs>
+          <w:tab w:val="num" w:pos="1440"/>
+        </w:tabs>
+        <w:ind w:left="1440" w:hanging="360"/>
+      </w:pPr>
+    </w:lvl>
+    <w:lvl w:ilvl="3">
+      <w:start w:val="1"/>
+      <w:numFmt w:val="decimal"/>
+      <w:lvlText w:val="%4."/>
+      <w:lvlJc w:val="left"/>
+      <w:pPr>
+        <w:tabs>
+          <w:tab w:val="num" w:pos="1800"/>
+        </w:tabs>
+        <w:ind w:left="1800" w:hanging="360"/>
+      </w:pPr>
+    </w:lvl>
+    <w:lvl w:ilvl="4">
+      <w:start w:val="1"/>
+      <w:numFmt w:val="decimal"/>
+      <w:lvlText w:val="%5."/>
+      <w:lvlJc w:val="left"/>
+      <w:pPr>
+        <w:tabs>
+          <w:tab w:val="num" w:pos="2160"/>
+        </w:tabs>
+        <w:ind w:left="2160" w:hanging="360"/>
+      </w:pPr>
+    </w:lvl>
+    <w:lvl w:ilvl="5">
+      <w:start w:val="1"/>
+      <w:numFmt w:val="decimal"/>
+      <w:lvlText w:val="%6."/>
+      <w:lvlJc w:val="left"/>
+      <w:pPr>
+        <w:tabs>
+          <w:tab w:val="num" w:pos="2520"/>
+        </w:tabs>
+        <w:ind w:left="2520" w:hanging="360"/>
+      </w:pPr>
+    </w:lvl>
+    <w:lvl w:ilvl="6">
+      <w:start w:val="1"/>
+      <w:numFmt w:val="decimal"/>
+      <w:lvlText w:val="%7."/>
+      <w:lvlJc w:val="left"/>
+      <w:pPr>
+        <w:tabs>
+          <w:tab w:val="num" w:pos="2880"/>
+        </w:tabs>
+        <w:ind w:left="2880" w:hanging="360"/>
+      </w:pPr>
+    </w:lvl>
+    <w:lvl w:ilvl="7">
+      <w:start w:val="1"/>
+      <w:numFmt w:val="decimal"/>
+      <w:lvlText w:val="%8."/>
+      <w:lvlJc w:val="left"/>
+      <w:pPr>
+        <w:tabs>
+          <w:tab w:val="num" w:pos="3240"/>
+        </w:tabs>
+        <w:ind w:left="3240" w:hanging="360"/>
+      </w:pPr>
+    </w:lvl>
+    <w:lvl w:ilvl="8">
+      <w:start w:val="1"/>
+      <w:numFmt w:val="decimal"/>
+      <w:lvlText w:val="%9."/>
+      <w:lvlJc w:val="left"/>
+      <w:pPr>
+        <w:tabs>
+          <w:tab w:val="num" w:pos="3600"/>
+        </w:tabs>
+        <w:ind w:left="3600" w:hanging="360"/>
+      </w:pPr>
+    </w:lvl>
+  </w:abstractNum>
+  <w:abstractNum w:abstractNumId="17">
+    <w:lvl w:ilvl="0">
+      <w:start w:val="1"/>
+      <w:numFmt w:val="bullet"/>
+      <w:lvlText w:val=""/>
+      <w:lvlJc w:val="left"/>
+      <w:pPr>
+        <w:tabs>
+          <w:tab w:val="num" w:pos="0"/>
+        </w:tabs>
+        <w:ind w:left="360" w:hanging="220"/>
+      </w:pPr>
+      <w:rPr>
+        <w:rFonts w:ascii="Symbol" w:hAnsi="Symbol" w:cs="Symbol" w:hint="default"/>
+      </w:rPr>
+    </w:lvl>
+    <w:lvl w:ilvl="1">
+      <w:start w:val="1"/>
+      <w:numFmt w:val="decimal"/>
+      <w:lvlText w:val="%2."/>
+      <w:lvlJc w:val="left"/>
+      <w:pPr>
+        <w:tabs>
+          <w:tab w:val="num" w:pos="1080"/>
+        </w:tabs>
+        <w:ind w:left="1080" w:hanging="360"/>
+      </w:pPr>
+    </w:lvl>
+    <w:lvl w:ilvl="2">
+      <w:start w:val="1"/>
+      <w:numFmt w:val="decimal"/>
+      <w:lvlText w:val="%3."/>
+      <w:lvlJc w:val="left"/>
+      <w:pPr>
+        <w:tabs>
+          <w:tab w:val="num" w:pos="1440"/>
+        </w:tabs>
+        <w:ind w:left="1440" w:hanging="360"/>
+      </w:pPr>
+    </w:lvl>
+    <w:lvl w:ilvl="3">
+      <w:start w:val="1"/>
+      <w:numFmt w:val="decimal"/>
+      <w:lvlText w:val="%4."/>
+      <w:lvlJc w:val="left"/>
+      <w:pPr>
+        <w:tabs>
+          <w:tab w:val="num" w:pos="1800"/>
+        </w:tabs>
+        <w:ind w:left="1800" w:hanging="360"/>
+      </w:pPr>
+    </w:lvl>
+    <w:lvl w:ilvl="4">
+      <w:start w:val="1"/>
+      <w:numFmt w:val="decimal"/>
+      <w:lvlText w:val="%5."/>
+      <w:lvlJc w:val="left"/>
+      <w:pPr>
+        <w:tabs>
+          <w:tab w:val="num" w:pos="2160"/>
+        </w:tabs>
+        <w:ind w:left="2160" w:hanging="360"/>
+      </w:pPr>
+    </w:lvl>
+    <w:lvl w:ilvl="5">
+      <w:start w:val="1"/>
+      <w:numFmt w:val="decimal"/>
+      <w:lvlText w:val="%6."/>
+      <w:lvlJc w:val="left"/>
+      <w:pPr>
+        <w:tabs>
+          <w:tab w:val="num" w:pos="2520"/>
+        </w:tabs>
+        <w:ind w:left="2520" w:hanging="360"/>
+      </w:pPr>
+    </w:lvl>
+    <w:lvl w:ilvl="6">
+      <w:start w:val="1"/>
+      <w:numFmt w:val="decimal"/>
+      <w:lvlText w:val="%7."/>
+      <w:lvlJc w:val="left"/>
+      <w:pPr>
+        <w:tabs>
+          <w:tab w:val="num" w:pos="2880"/>
+        </w:tabs>
+        <w:ind w:left="2880" w:hanging="360"/>
+      </w:pPr>
+    </w:lvl>
+    <w:lvl w:ilvl="7">
+      <w:start w:val="1"/>
+      <w:numFmt w:val="decimal"/>
+      <w:lvlText w:val="%8."/>
+      <w:lvlJc w:val="left"/>
+      <w:pPr>
+        <w:tabs>
+          <w:tab w:val="num" w:pos="3240"/>
+        </w:tabs>
+        <w:ind w:left="3240" w:hanging="360"/>
+      </w:pPr>
+    </w:lvl>
+    <w:lvl w:ilvl="8">
+      <w:start w:val="1"/>
+      <w:numFmt w:val="decimal"/>
+      <w:lvlText w:val="%9."/>
+      <w:lvlJc w:val="left"/>
+      <w:pPr>
+        <w:tabs>
+          <w:tab w:val="num" w:pos="3600"/>
+        </w:tabs>
+        <w:ind w:left="3600" w:hanging="360"/>
+      </w:pPr>
+    </w:lvl>
+  </w:abstractNum>
+  <w:abstractNum w:abstractNumId="18">
+    <w:lvl w:ilvl="0">
+      <w:start w:val="1"/>
+      <w:numFmt w:val="bullet"/>
+      <w:lvlText w:val=""/>
+      <w:lvlJc w:val="left"/>
+      <w:pPr>
+        <w:tabs>
+          <w:tab w:val="num" w:pos="0"/>
+        </w:tabs>
+        <w:ind w:left="360" w:hanging="220"/>
+      </w:pPr>
+      <w:rPr>
+        <w:rFonts w:ascii="Symbol" w:hAnsi="Symbol" w:cs="Symbol" w:hint="default"/>
+      </w:rPr>
+    </w:lvl>
+    <w:lvl w:ilvl="1">
+      <w:start w:val="1"/>
+      <w:numFmt w:val="decimal"/>
+      <w:lvlText w:val="%2."/>
+      <w:lvlJc w:val="left"/>
+      <w:pPr>
+        <w:tabs>
+          <w:tab w:val="num" w:pos="1080"/>
+        </w:tabs>
+        <w:ind w:left="1080" w:hanging="360"/>
+      </w:pPr>
+    </w:lvl>
+    <w:lvl w:ilvl="2">
+      <w:start w:val="1"/>
+      <w:numFmt w:val="decimal"/>
+      <w:lvlText w:val="%3."/>
+      <w:lvlJc w:val="left"/>
+      <w:pPr>
+        <w:tabs>
+          <w:tab w:val="num" w:pos="1440"/>
+        </w:tabs>
+        <w:ind w:left="1440" w:hanging="360"/>
+      </w:pPr>
+    </w:lvl>
+    <w:lvl w:ilvl="3">
+      <w:start w:val="1"/>
+      <w:numFmt w:val="decimal"/>
+      <w:lvlText w:val="%4."/>
+      <w:lvlJc w:val="left"/>
+      <w:pPr>
+        <w:tabs>
+          <w:tab w:val="num" w:pos="1800"/>
+        </w:tabs>
+        <w:ind w:left="1800" w:hanging="360"/>
+      </w:pPr>
+    </w:lvl>
+    <w:lvl w:ilvl="4">
+      <w:start w:val="1"/>
+      <w:numFmt w:val="decimal"/>
+      <w:lvlText w:val="%5."/>
+      <w:lvlJc w:val="left"/>
+      <w:pPr>
+        <w:tabs>
+          <w:tab w:val="num" w:pos="2160"/>
+        </w:tabs>
+        <w:ind w:left="2160" w:hanging="360"/>
+      </w:pPr>
+    </w:lvl>
+    <w:lvl w:ilvl="5">
+      <w:start w:val="1"/>
+      <w:numFmt w:val="decimal"/>
+      <w:lvlText w:val="%6."/>
+      <w:lvlJc w:val="left"/>
+      <w:pPr>
+        <w:tabs>
+          <w:tab w:val="num" w:pos="2520"/>
+        </w:tabs>
+        <w:ind w:left="2520" w:hanging="360"/>
+      </w:pPr>
+    </w:lvl>
+    <w:lvl w:ilvl="6">
+      <w:start w:val="1"/>
+      <w:numFmt w:val="decimal"/>
+      <w:lvlText w:val="%7."/>
+      <w:lvlJc w:val="left"/>
+      <w:pPr>
+        <w:tabs>
+          <w:tab w:val="num" w:pos="2880"/>
+        </w:tabs>
+        <w:ind w:left="2880" w:hanging="360"/>
+      </w:pPr>
+    </w:lvl>
+    <w:lvl w:ilvl="7">
+      <w:start w:val="1"/>
+      <w:numFmt w:val="decimal"/>
+      <w:lvlText w:val="%8."/>
+      <w:lvlJc w:val="left"/>
+      <w:pPr>
+        <w:tabs>
+          <w:tab w:val="num" w:pos="3240"/>
+        </w:tabs>
+        <w:ind w:left="3240" w:hanging="360"/>
+      </w:pPr>
+    </w:lvl>
+    <w:lvl w:ilvl="8">
+      <w:start w:val="1"/>
+      <w:numFmt w:val="decimal"/>
+      <w:lvlText w:val="%9."/>
+      <w:lvlJc w:val="left"/>
+      <w:pPr>
+        <w:tabs>
+          <w:tab w:val="num" w:pos="3600"/>
+        </w:tabs>
+        <w:ind w:left="3600" w:hanging="360"/>
+      </w:pPr>
+    </w:lvl>
+  </w:abstractNum>
+  <w:abstractNum w:abstractNumId="19">
+    <w:lvl w:ilvl="0">
+      <w:start w:val="1"/>
       <w:numFmt w:val="none"/>
       <w:suff w:val="nothing"/>
       <w:lvlText w:val=""/>
@@ -1878,61 +3570,109 @@
     <w:abstractNumId w:val="3"/>
   </w:num>
   <w:num w:numId="4">
-    <w:abstractNumId w:val="2"/>
+    <w:abstractNumId w:val="4"/>
+  </w:num>
+  <w:num w:numId="5">
+    <w:abstractNumId w:val="5"/>
+  </w:num>
+  <w:num w:numId="6">
+    <w:abstractNumId w:val="6"/>
+  </w:num>
+  <w:num w:numId="7">
+    <w:abstractNumId w:val="7"/>
+  </w:num>
+  <w:num w:numId="8">
+    <w:abstractNumId w:val="8"/>
+  </w:num>
+  <w:num w:numId="9">
+    <w:abstractNumId w:val="9"/>
+  </w:num>
+  <w:num w:numId="10">
+    <w:abstractNumId w:val="10"/>
+  </w:num>
+  <w:num w:numId="11">
+    <w:abstractNumId w:val="11"/>
+  </w:num>
+  <w:num w:numId="12">
+    <w:abstractNumId w:val="12"/>
+  </w:num>
+  <w:num w:numId="13">
+    <w:abstractNumId w:val="13"/>
+  </w:num>
+  <w:num w:numId="14">
+    <w:abstractNumId w:val="14"/>
+  </w:num>
+  <w:num w:numId="15">
+    <w:abstractNumId w:val="15"/>
+  </w:num>
+  <w:num w:numId="16">
+    <w:abstractNumId w:val="16"/>
+  </w:num>
+  <w:num w:numId="17">
+    <w:abstractNumId w:val="17"/>
+  </w:num>
+  <w:num w:numId="18">
+    <w:abstractNumId w:val="18"/>
+  </w:num>
+  <w:num w:numId="19">
+    <w:abstractNumId w:val="19"/>
+  </w:num>
+  <w:num w:numId="20">
+    <w:abstractNumId w:val="1"/>
     <w:lvlOverride w:ilvl="0">
       <w:startOverride w:val="1"/>
     </w:lvlOverride>
   </w:num>
-  <w:num w:numId="5">
-    <w:abstractNumId w:val="2"/>
+  <w:num w:numId="21">
+    <w:abstractNumId w:val="1"/>
   </w:num>
-  <w:num w:numId="6">
-    <w:abstractNumId w:val="2"/>
+  <w:num w:numId="22">
+    <w:abstractNumId w:val="1"/>
   </w:num>
-  <w:num w:numId="7">
-    <w:abstractNumId w:val="2"/>
+  <w:num w:numId="23">
+    <w:abstractNumId w:val="1"/>
   </w:num>
-  <w:num w:numId="8">
-    <w:abstractNumId w:val="2"/>
+  <w:num w:numId="24">
+    <w:abstractNumId w:val="1"/>
   </w:num>
-  <w:num w:numId="9">
-    <w:abstractNumId w:val="2"/>
+  <w:num w:numId="25">
+    <w:abstractNumId w:val="1"/>
   </w:num>
-  <w:num w:numId="10">
-    <w:abstractNumId w:val="2"/>
+  <w:num w:numId="26">
+    <w:abstractNumId w:val="1"/>
   </w:num>
-  <w:num w:numId="11">
-    <w:abstractNumId w:val="2"/>
+  <w:num w:numId="27">
+    <w:abstractNumId w:val="1"/>
   </w:num>
-  <w:num w:numId="12">
-    <w:abstractNumId w:val="2"/>
+  <w:num w:numId="28">
+    <w:abstractNumId w:val="1"/>
   </w:num>
-  <w:num w:numId="13">
-    <w:abstractNumId w:val="2"/>
+  <w:num w:numId="29">
+    <w:abstractNumId w:val="1"/>
   </w:num>
-  <w:num w:numId="14">
-    <w:abstractNumId w:val="2"/>
+  <w:num w:numId="30">
+    <w:abstractNumId w:val="1"/>
   </w:num>
-  <w:num w:numId="15">
-    <w:abstractNumId w:val="2"/>
+  <w:num w:numId="31">
+    <w:abstractNumId w:val="1"/>
   </w:num>
-  <w:num w:numId="16">
-    <w:abstractNumId w:val="2"/>
+  <w:num w:numId="32">
+    <w:abstractNumId w:val="1"/>
   </w:num>
-  <w:num w:numId="17">
-    <w:abstractNumId w:val="2"/>
+  <w:num w:numId="33">
+    <w:abstractNumId w:val="1"/>
   </w:num>
-  <w:num w:numId="18">
-    <w:abstractNumId w:val="2"/>
+  <w:num w:numId="34">
+    <w:abstractNumId w:val="1"/>
   </w:num>
-  <w:num w:numId="19">
-    <w:abstractNumId w:val="2"/>
+  <w:num w:numId="35">
+    <w:abstractNumId w:val="1"/>
   </w:num>
-  <w:num w:numId="20">
-    <w:abstractNumId w:val="2"/>
+  <w:num w:numId="36">
+    <w:abstractNumId w:val="1"/>
   </w:num>
-  <w:num w:numId="21">
-    <w:abstractNumId w:val="2"/>
+  <w:num w:numId="37">
+    <w:abstractNumId w:val="1"/>
   </w:num>
 </w:numbering>
 </file>

--- a/public/CV/en/Hamid_Heidarinia.docx
+++ b/public/CV/en/Hamid_Heidarinia.docx
@@ -1312,9 +1312,8 @@
         <w:keepLines/>
         <w:bidi w:val="0"/>
         <w:spacing w:lineRule="auto" w:line="276" w:before="0" w:after="0"/>
-        <w:rPr>
-          <w:color w:val="1C293D"/>
-        </w:rPr>
+        <w:jc w:val="center"/>
+        <w:rPr/>
       </w:pPr>
       <w:r>
         <w:rPr>

--- a/public/CV/en/Hamid_Heidarinia.docx
+++ b/public/CV/en/Hamid_Heidarinia.docx
@@ -250,9 +250,7 @@
       <w:pPr>
         <w:pStyle w:val="Normal"/>
         <w:spacing w:lineRule="auto" w:line="276"/>
-        <w:rPr>
-          <w:color w:val="1C293D"/>
-        </w:rPr>
+        <w:rPr/>
       </w:pPr>
       <w:r>
         <w:rPr>
@@ -279,9 +277,7 @@
       <w:pPr>
         <w:pStyle w:val="Normal"/>
         <w:spacing w:lineRule="auto" w:line="276"/>
-        <w:rPr>
-          <w:color w:val="1C293D"/>
-        </w:rPr>
+        <w:rPr/>
       </w:pPr>
       <w:r>
         <w:rPr>
@@ -308,9 +304,7 @@
       <w:pPr>
         <w:pStyle w:val="Normal"/>
         <w:spacing w:lineRule="auto" w:line="276"/>
-        <w:rPr>
-          <w:color w:val="1C293D"/>
-        </w:rPr>
+        <w:rPr/>
       </w:pPr>
       <w:r>
         <w:rPr>
@@ -337,9 +331,7 @@
       <w:pPr>
         <w:pStyle w:val="Normal"/>
         <w:spacing w:lineRule="auto" w:line="276"/>
-        <w:rPr>
-          <w:color w:val="1C293D"/>
-        </w:rPr>
+        <w:rPr/>
       </w:pPr>
       <w:r>
         <w:rPr>
@@ -359,16 +351,37 @@
           <w:sz w:val="24"/>
           <w:szCs w:val="24"/>
         </w:rPr>
-        <w:t xml:space="preserve"> HTML5, CSS, Bootstrap, JavaScript, jQuery</w:t>
+        <w:t xml:space="preserve"> HTML5, CSS, Bootstrap, </w:t>
+      </w:r>
+      <w:r>
+        <w:rPr>
+          <w:rFonts w:ascii="Calibri" w:hAnsi="Calibri"/>
+          <w:b w:val="false"/>
+          <w:i w:val="false"/>
+          <w:caps w:val="false"/>
+          <w:smallCaps w:val="false"/>
+          <w:color w:val="1C293D"/>
+          <w:spacing w:val="0"/>
+          <w:sz w:val="24"/>
+          <w:szCs w:val="24"/>
+        </w:rPr>
+        <w:t>Tailwind CSS,</w:t>
+      </w:r>
+      <w:r>
+        <w:rPr>
+          <w:rFonts w:ascii="Calibri" w:hAnsi="Calibri"/>
+          <w:color w:val="1C293D"/>
+          <w:sz w:val="24"/>
+          <w:szCs w:val="24"/>
+        </w:rPr>
+        <w:t xml:space="preserve"> JavaScript, jQuery</w:t>
       </w:r>
     </w:p>
     <w:p>
       <w:pPr>
         <w:pStyle w:val="Normal"/>
         <w:spacing w:lineRule="auto" w:line="276"/>
-        <w:rPr>
-          <w:color w:val="1C293D"/>
-        </w:rPr>
+        <w:rPr/>
       </w:pPr>
       <w:r>
         <w:rPr>
